--- a/Task1_TryHackMe.docx
+++ b/Task1_TryHackMe.docx
@@ -65,7 +65,10 @@
     </w:p>
     <w:p>
       <w:r>
-        <w:t>basically,</w:t>
+        <w:t>B</w:t>
+      </w:r>
+      <w:r>
+        <w:t>asically,</w:t>
       </w:r>
       <w:r>
         <w:t xml:space="preserve"> things being connected together</w:t>
@@ -73,7 +76,10 @@
     </w:p>
     <w:p>
       <w:r>
-        <w:t>can be formed between two to billions of devices</w:t>
+        <w:t>C</w:t>
+      </w:r>
+      <w:r>
+        <w:t>an be formed between two to billions of devices</w:t>
       </w:r>
     </w:p>
     <w:p>
@@ -176,7 +182,13 @@
     </w:p>
     <w:p>
       <w:r>
-        <w:t xml:space="preserve">Ip address can change for different devices but </w:t>
+        <w:t>I</w:t>
+      </w:r>
+      <w:r>
+        <w:t>P</w:t>
+      </w:r>
+      <w:r>
+        <w:t xml:space="preserve"> address can change for different devices but </w:t>
       </w:r>
       <w:r>
         <w:t>can’t</w:t>
@@ -193,7 +205,13 @@
     </w:p>
     <w:p>
       <w:r>
-        <w:t>Ip address follows some protocols and forces many devices to communicate in same language</w:t>
+        <w:t>I</w:t>
+      </w:r>
+      <w:r>
+        <w:t>P</w:t>
+      </w:r>
+      <w:r>
+        <w:t xml:space="preserve"> address follows some protocols and forces many devices to communicate in same language</w:t>
       </w:r>
     </w:p>
     <w:p/>
@@ -201,6 +219,9 @@
     <w:p/>
     <w:p>
       <w:r>
+        <w:rPr>
+          <w:noProof/>
+        </w:rPr>
         <w:lastRenderedPageBreak/>
         <w:drawing>
           <wp:inline distT="0" distB="0" distL="0" distR="0" wp14:anchorId="5F64139F" wp14:editId="645014CC">
@@ -218,7 +239,7 @@
                     <pic:cNvPicPr/>
                   </pic:nvPicPr>
                   <pic:blipFill>
-                    <a:blip r:embed="rId4"/>
+                    <a:blip r:embed="rId5"/>
                     <a:stretch>
                       <a:fillRect/>
                     </a:stretch>
@@ -244,7 +265,10 @@
         <w:t xml:space="preserve">2 devices can use their PRIVATE </w:t>
       </w:r>
       <w:r>
-        <w:t>Ip</w:t>
+        <w:t>I</w:t>
+      </w:r>
+      <w:r>
+        <w:t>P</w:t>
       </w:r>
       <w:r>
         <w:t xml:space="preserve"> to communicate with each other</w:t>
@@ -269,6 +293,9 @@
         <w:t xml:space="preserve">Eg: </w:t>
       </w:r>
       <w:r>
+        <w:rPr>
+          <w:noProof/>
+        </w:rPr>
         <w:drawing>
           <wp:inline distT="0" distB="0" distL="0" distR="0" wp14:anchorId="7D9BBA12" wp14:editId="51350F9C">
             <wp:extent cx="5731510" cy="4377055"/>
@@ -285,7 +312,7 @@
                     <pic:cNvPicPr/>
                   </pic:nvPicPr>
                   <pic:blipFill>
-                    <a:blip r:embed="rId5"/>
+                    <a:blip r:embed="rId6"/>
                     <a:stretch>
                       <a:fillRect/>
                     </a:stretch>
@@ -332,6 +359,7 @@
       </w:pPr>
       <w:r>
         <w:rPr>
+          <w:noProof/>
           <w:sz w:val="48"/>
           <w:szCs w:val="48"/>
         </w:rPr>
@@ -352,7 +380,7 @@
                     <pic:cNvPicPr/>
                   </pic:nvPicPr>
                   <pic:blipFill>
-                    <a:blip r:embed="rId6"/>
+                    <a:blip r:embed="rId7"/>
                     <a:stretch>
                       <a:fillRect/>
                     </a:stretch>
@@ -498,6 +526,9 @@
     </w:p>
     <w:p>
       <w:r>
+        <w:rPr>
+          <w:noProof/>
+        </w:rPr>
         <w:lastRenderedPageBreak/>
         <w:drawing>
           <wp:inline distT="0" distB="0" distL="0" distR="0" wp14:anchorId="45B7EAC0" wp14:editId="5ECA3521">
@@ -515,7 +546,7 @@
                     <pic:cNvPicPr/>
                   </pic:nvPicPr>
                   <pic:blipFill>
-                    <a:blip r:embed="rId7"/>
+                    <a:blip r:embed="rId8"/>
                     <a:stretch>
                       <a:fillRect/>
                     </a:stretch>
@@ -644,6 +675,9 @@
     </w:p>
     <w:p>
       <w:r>
+        <w:rPr>
+          <w:noProof/>
+        </w:rPr>
         <w:lastRenderedPageBreak/>
         <w:drawing>
           <wp:inline distT="0" distB="0" distL="0" distR="0" wp14:anchorId="09FD9C5C" wp14:editId="74719C82">
@@ -661,7 +695,7 @@
                     <pic:cNvPicPr/>
                   </pic:nvPicPr>
                   <pic:blipFill>
-                    <a:blip r:embed="rId8"/>
+                    <a:blip r:embed="rId9"/>
                     <a:stretch>
                       <a:fillRect/>
                     </a:stretch>
@@ -694,8 +728,2272 @@
         </w:drawing>
       </w:r>
     </w:p>
+    <w:p>
+      <w:pPr>
+        <w:rPr>
+          <w:b/>
+          <w:bCs/>
+        </w:rPr>
+      </w:pPr>
+    </w:p>
+    <w:p>
+      <w:pPr>
+        <w:rPr>
+          <w:b/>
+          <w:bCs/>
+        </w:rPr>
+      </w:pPr>
+    </w:p>
+    <w:p>
+      <w:pPr>
+        <w:rPr>
+          <w:b/>
+          <w:bCs/>
+        </w:rPr>
+      </w:pPr>
+    </w:p>
+    <w:p>
+      <w:pPr>
+        <w:rPr>
+          <w:b/>
+          <w:bCs/>
+        </w:rPr>
+      </w:pPr>
+    </w:p>
+    <w:p>
+      <w:pPr>
+        <w:rPr>
+          <w:b/>
+          <w:bCs/>
+        </w:rPr>
+      </w:pPr>
+    </w:p>
+    <w:p>
+      <w:pPr>
+        <w:rPr>
+          <w:b/>
+          <w:bCs/>
+        </w:rPr>
+      </w:pPr>
+    </w:p>
+    <w:p>
+      <w:pPr>
+        <w:rPr>
+          <w:b/>
+          <w:bCs/>
+        </w:rPr>
+      </w:pPr>
+    </w:p>
+    <w:p>
+      <w:pPr>
+        <w:rPr>
+          <w:b/>
+          <w:bCs/>
+        </w:rPr>
+      </w:pPr>
+    </w:p>
+    <w:p>
+      <w:pPr>
+        <w:rPr>
+          <w:b/>
+          <w:bCs/>
+        </w:rPr>
+      </w:pPr>
+    </w:p>
+    <w:p>
+      <w:pPr>
+        <w:rPr>
+          <w:b/>
+          <w:bCs/>
+        </w:rPr>
+      </w:pPr>
+    </w:p>
+    <w:p>
+      <w:pPr>
+        <w:rPr>
+          <w:b/>
+          <w:bCs/>
+        </w:rPr>
+      </w:pPr>
+    </w:p>
+    <w:p>
+      <w:pPr>
+        <w:rPr>
+          <w:b/>
+          <w:bCs/>
+        </w:rPr>
+      </w:pPr>
+    </w:p>
+    <w:p>
+      <w:pPr>
+        <w:rPr>
+          <w:b/>
+          <w:bCs/>
+        </w:rPr>
+      </w:pPr>
+    </w:p>
+    <w:p>
+      <w:pPr>
+        <w:rPr>
+          <w:b/>
+          <w:bCs/>
+        </w:rPr>
+      </w:pPr>
+    </w:p>
+    <w:p>
+      <w:pPr>
+        <w:rPr>
+          <w:b/>
+          <w:bCs/>
+        </w:rPr>
+      </w:pPr>
+    </w:p>
+    <w:p>
+      <w:pPr>
+        <w:rPr>
+          <w:b/>
+          <w:bCs/>
+        </w:rPr>
+      </w:pPr>
+    </w:p>
+    <w:p>
+      <w:pPr>
+        <w:rPr>
+          <w:b/>
+          <w:bCs/>
+        </w:rPr>
+      </w:pPr>
+    </w:p>
+    <w:p>
+      <w:pPr>
+        <w:rPr>
+          <w:b/>
+          <w:bCs/>
+        </w:rPr>
+      </w:pPr>
+    </w:p>
+    <w:p>
+      <w:pPr>
+        <w:rPr>
+          <w:b/>
+          <w:bCs/>
+        </w:rPr>
+      </w:pPr>
+    </w:p>
+    <w:p>
+      <w:pPr>
+        <w:rPr>
+          <w:b/>
+          <w:bCs/>
+        </w:rPr>
+      </w:pPr>
+    </w:p>
+    <w:p>
+      <w:pPr>
+        <w:pStyle w:val="Title"/>
+        <w:rPr>
+          <w:sz w:val="72"/>
+          <w:szCs w:val="72"/>
+        </w:rPr>
+      </w:pPr>
+      <w:r>
+        <w:rPr>
+          <w:sz w:val="72"/>
+          <w:szCs w:val="72"/>
+        </w:rPr>
+        <w:lastRenderedPageBreak/>
+        <w:t>INTRO TO NETWORKING</w:t>
+      </w:r>
+    </w:p>
+    <w:p>
+      <w:pPr>
+        <w:rPr>
+          <w:sz w:val="48"/>
+          <w:szCs w:val="48"/>
+        </w:rPr>
+      </w:pPr>
+      <w:r>
+        <w:rPr>
+          <w:sz w:val="48"/>
+          <w:szCs w:val="48"/>
+        </w:rPr>
+        <w:t>-OSI MODEL</w:t>
+      </w:r>
+    </w:p>
+    <w:p>
+      <w:r>
+        <w:t>OSI=Open Systems Interconnection</w:t>
+      </w:r>
+    </w:p>
+    <w:p>
+      <w:r>
+        <w:t>It is</w:t>
+      </w:r>
+      <w:r>
+        <w:t xml:space="preserve"> a standardised model that demonstrates theory behind computer networking</w:t>
+      </w:r>
+    </w:p>
+    <w:p>
+      <w:r>
+        <w:t>It is essentially a compact version of TCP/IP MODEL</w:t>
+      </w:r>
+    </w:p>
+    <w:p>
+      <w:r>
+        <w:t xml:space="preserve">It </w:t>
+      </w:r>
+      <w:r>
+        <w:t>consists</w:t>
+      </w:r>
+      <w:r>
+        <w:t xml:space="preserve"> od seven layers:</w:t>
+      </w:r>
+    </w:p>
+    <w:p>
+      <w:pPr>
+        <w:pStyle w:val="ListParagraph"/>
+        <w:numPr>
+          <w:ilvl w:val="0"/>
+          <w:numId w:val="1"/>
+        </w:numPr>
+      </w:pPr>
+      <w:r>
+        <w:t>APPLICATION</w:t>
+      </w:r>
+    </w:p>
+    <w:p>
+      <w:pPr>
+        <w:pStyle w:val="ListParagraph"/>
+        <w:numPr>
+          <w:ilvl w:val="0"/>
+          <w:numId w:val="1"/>
+        </w:numPr>
+      </w:pPr>
+      <w:r>
+        <w:t>PRESENTATION</w:t>
+      </w:r>
+    </w:p>
+    <w:p>
+      <w:pPr>
+        <w:pStyle w:val="ListParagraph"/>
+        <w:numPr>
+          <w:ilvl w:val="0"/>
+          <w:numId w:val="1"/>
+        </w:numPr>
+      </w:pPr>
+      <w:r>
+        <w:t>SESSION</w:t>
+      </w:r>
+    </w:p>
+    <w:p>
+      <w:pPr>
+        <w:pStyle w:val="ListParagraph"/>
+        <w:numPr>
+          <w:ilvl w:val="0"/>
+          <w:numId w:val="1"/>
+        </w:numPr>
+      </w:pPr>
+      <w:r>
+        <w:t>TRANSPORT</w:t>
+      </w:r>
+    </w:p>
+    <w:p>
+      <w:pPr>
+        <w:pStyle w:val="ListParagraph"/>
+        <w:numPr>
+          <w:ilvl w:val="0"/>
+          <w:numId w:val="1"/>
+        </w:numPr>
+      </w:pPr>
+      <w:r>
+        <w:t>NETWORK</w:t>
+      </w:r>
+    </w:p>
+    <w:p>
+      <w:pPr>
+        <w:pStyle w:val="ListParagraph"/>
+        <w:numPr>
+          <w:ilvl w:val="0"/>
+          <w:numId w:val="1"/>
+        </w:numPr>
+      </w:pPr>
+      <w:r>
+        <w:t>DATA LINK</w:t>
+      </w:r>
+    </w:p>
+    <w:p>
+      <w:pPr>
+        <w:pStyle w:val="ListParagraph"/>
+        <w:numPr>
+          <w:ilvl w:val="0"/>
+          <w:numId w:val="1"/>
+        </w:numPr>
+      </w:pPr>
+      <w:r>
+        <w:t>PHYSICAL</w:t>
+      </w:r>
+    </w:p>
+    <w:p>
+      <w:pPr>
+        <w:rPr>
+          <w:b/>
+          <w:bCs/>
+        </w:rPr>
+      </w:pPr>
+      <w:r>
+        <w:rPr>
+          <w:b/>
+          <w:bCs/>
+        </w:rPr>
+        <w:t>-LAYER 7 APPLICATION</w:t>
+      </w:r>
+    </w:p>
+    <w:p>
+      <w:pPr>
+        <w:pStyle w:val="ListParagraph"/>
+        <w:numPr>
+          <w:ilvl w:val="0"/>
+          <w:numId w:val="2"/>
+        </w:numPr>
+      </w:pPr>
+      <w:r>
+        <w:t xml:space="preserve">Accepts communication requests from </w:t>
+      </w:r>
+      <w:r>
+        <w:t>applications</w:t>
+      </w:r>
+    </w:p>
+    <w:p>
+      <w:pPr>
+        <w:pStyle w:val="ListParagraph"/>
+        <w:numPr>
+          <w:ilvl w:val="0"/>
+          <w:numId w:val="2"/>
+        </w:numPr>
+      </w:pPr>
+      <w:r>
+        <w:t>Provides networking options to programs on the computer</w:t>
+      </w:r>
+    </w:p>
+    <w:p>
+      <w:pPr>
+        <w:pStyle w:val="ListParagraph"/>
+        <w:numPr>
+          <w:ilvl w:val="0"/>
+          <w:numId w:val="2"/>
+        </w:numPr>
+      </w:pPr>
+      <w:r>
+        <w:t>Provides interface to applications in order to transmit data</w:t>
+      </w:r>
+    </w:p>
+    <w:p>
+      <w:pPr>
+        <w:pStyle w:val="ListParagraph"/>
+        <w:numPr>
+          <w:ilvl w:val="0"/>
+          <w:numId w:val="2"/>
+        </w:numPr>
+      </w:pPr>
+      <w:r>
+        <w:t>Then the data is passed onto the next layer</w:t>
+      </w:r>
+    </w:p>
+    <w:p>
+      <w:pPr>
+        <w:rPr>
+          <w:b/>
+          <w:bCs/>
+        </w:rPr>
+      </w:pPr>
+      <w:r>
+        <w:rPr>
+          <w:b/>
+          <w:bCs/>
+        </w:rPr>
+        <w:t>-LAYER 6 PRESENTATION</w:t>
+      </w:r>
+    </w:p>
+    <w:p>
+      <w:pPr>
+        <w:pStyle w:val="ListParagraph"/>
+        <w:numPr>
+          <w:ilvl w:val="0"/>
+          <w:numId w:val="3"/>
+        </w:numPr>
+      </w:pPr>
+      <w:r>
+        <w:t>Translates</w:t>
+      </w:r>
+      <w:r>
+        <w:t xml:space="preserve"> data into standardised format</w:t>
+      </w:r>
+    </w:p>
+    <w:p>
+      <w:pPr>
+        <w:pStyle w:val="ListParagraph"/>
+        <w:numPr>
+          <w:ilvl w:val="0"/>
+          <w:numId w:val="3"/>
+        </w:numPr>
+      </w:pPr>
+      <w:r>
+        <w:t xml:space="preserve">Deals with </w:t>
+      </w:r>
+      <w:r>
+        <w:t>encryption, compression</w:t>
+      </w:r>
+      <w:r>
+        <w:t xml:space="preserve"> and other transformations </w:t>
+      </w:r>
+    </w:p>
+    <w:p>
+      <w:pPr>
+        <w:pStyle w:val="ListParagraph"/>
+        <w:numPr>
+          <w:ilvl w:val="0"/>
+          <w:numId w:val="3"/>
+        </w:numPr>
+      </w:pPr>
+      <w:r>
+        <w:t>Then the data is passed onto the next layer</w:t>
+      </w:r>
+    </w:p>
+    <w:p>
+      <w:pPr>
+        <w:rPr>
+          <w:b/>
+          <w:bCs/>
+        </w:rPr>
+      </w:pPr>
+      <w:r>
+        <w:rPr>
+          <w:b/>
+          <w:bCs/>
+        </w:rPr>
+        <w:t>-LAYER 5 SESSION</w:t>
+      </w:r>
+    </w:p>
+    <w:p>
+      <w:pPr>
+        <w:pStyle w:val="ListParagraph"/>
+        <w:numPr>
+          <w:ilvl w:val="0"/>
+          <w:numId w:val="4"/>
+        </w:numPr>
+      </w:pPr>
+      <w:r>
+        <w:t>Tracts the connection between host and computer</w:t>
+      </w:r>
+    </w:p>
+    <w:p>
+      <w:pPr>
+        <w:pStyle w:val="ListParagraph"/>
+        <w:numPr>
+          <w:ilvl w:val="0"/>
+          <w:numId w:val="4"/>
+        </w:numPr>
+      </w:pPr>
+      <w:r>
+        <w:t>Sets up</w:t>
+      </w:r>
+      <w:r>
+        <w:t xml:space="preserve"> the connection and maintains it to help synchronise communication</w:t>
+      </w:r>
+    </w:p>
+    <w:p>
+      <w:pPr>
+        <w:pStyle w:val="ListParagraph"/>
+        <w:numPr>
+          <w:ilvl w:val="0"/>
+          <w:numId w:val="4"/>
+        </w:numPr>
+      </w:pPr>
+      <w:r>
+        <w:t xml:space="preserve">If no connection is </w:t>
+      </w:r>
+      <w:r>
+        <w:t>found, it</w:t>
+      </w:r>
+      <w:r>
+        <w:t xml:space="preserve"> stops the process and sends an error</w:t>
+      </w:r>
+    </w:p>
+    <w:p>
+      <w:pPr>
+        <w:pStyle w:val="ListParagraph"/>
+        <w:numPr>
+          <w:ilvl w:val="0"/>
+          <w:numId w:val="4"/>
+        </w:numPr>
+      </w:pPr>
+      <w:r>
+        <w:t>Data is then passed to the next layer</w:t>
+      </w:r>
+    </w:p>
+    <w:p>
+      <w:pPr>
+        <w:rPr>
+          <w:b/>
+          <w:bCs/>
+        </w:rPr>
+      </w:pPr>
+      <w:r>
+        <w:rPr>
+          <w:b/>
+          <w:bCs/>
+        </w:rPr>
+        <w:t>-LAYER 4 TRANSPORT</w:t>
+      </w:r>
+    </w:p>
+    <w:p>
+      <w:pPr>
+        <w:pStyle w:val="ListParagraph"/>
+        <w:numPr>
+          <w:ilvl w:val="0"/>
+          <w:numId w:val="5"/>
+        </w:numPr>
+      </w:pPr>
+      <w:r>
+        <w:t>Chooses</w:t>
+      </w:r>
+      <w:r>
+        <w:t xml:space="preserve"> </w:t>
+      </w:r>
+      <w:r>
+        <w:t>a</w:t>
+      </w:r>
+      <w:r>
+        <w:t xml:space="preserve"> </w:t>
+      </w:r>
+      <w:r>
+        <w:t>protocol</w:t>
+      </w:r>
+      <w:r>
+        <w:t xml:space="preserve"> over which data has to be transmitted</w:t>
+      </w:r>
+    </w:p>
+    <w:tbl>
+      <w:tblPr>
+        <w:tblStyle w:val="TableGrid"/>
+        <w:tblW w:w="0" w:type="auto"/>
+        <w:tblInd w:w="720" w:type="dxa"/>
+        <w:tblLook w:val="04A0" w:firstRow="1" w:lastRow="0" w:firstColumn="1" w:lastColumn="0" w:noHBand="0" w:noVBand="1"/>
+      </w:tblPr>
+      <w:tblGrid>
+        <w:gridCol w:w="4866"/>
+        <w:gridCol w:w="4870"/>
+      </w:tblGrid>
+      <w:tr>
+        <w:tc>
+          <w:tcPr>
+            <w:tcW w:w="5228" w:type="dxa"/>
+          </w:tcPr>
+          <w:p>
+            <w:pPr>
+              <w:pStyle w:val="ListParagraph"/>
+              <w:numPr>
+                <w:ilvl w:val="0"/>
+                <w:numId w:val="5"/>
+              </w:numPr>
+              <w:ind w:left="0" w:firstLine="0"/>
+            </w:pPr>
+            <w:r>
+              <w:t>TCP (Transmission Control Protocol)</w:t>
+            </w:r>
+          </w:p>
+        </w:tc>
+        <w:tc>
+          <w:tcPr>
+            <w:tcW w:w="5228" w:type="dxa"/>
+          </w:tcPr>
+          <w:p>
+            <w:pPr>
+              <w:pStyle w:val="ListParagraph"/>
+              <w:numPr>
+                <w:ilvl w:val="0"/>
+                <w:numId w:val="5"/>
+              </w:numPr>
+              <w:ind w:left="0" w:firstLine="0"/>
+            </w:pPr>
+            <w:r>
+              <w:t>UDP (</w:t>
+            </w:r>
+            <w:r>
+              <w:t>User Datagram Protocol)</w:t>
+            </w:r>
+          </w:p>
+        </w:tc>
+      </w:tr>
+      <w:tr>
+        <w:tc>
+          <w:tcPr>
+            <w:tcW w:w="5228" w:type="dxa"/>
+          </w:tcPr>
+          <w:p>
+            <w:pPr>
+              <w:pStyle w:val="ListParagraph"/>
+              <w:numPr>
+                <w:ilvl w:val="0"/>
+                <w:numId w:val="6"/>
+              </w:numPr>
+            </w:pPr>
+            <w:r>
+              <w:t xml:space="preserve">Both computers remain in constant stable connection </w:t>
+            </w:r>
+          </w:p>
+          <w:p>
+            <w:pPr>
+              <w:pStyle w:val="ListParagraph"/>
+              <w:numPr>
+                <w:ilvl w:val="0"/>
+                <w:numId w:val="6"/>
+              </w:numPr>
+            </w:pPr>
+            <w:r>
+              <w:t xml:space="preserve">Data is sent at </w:t>
+            </w:r>
+            <w:r>
+              <w:t>acceptable</w:t>
+            </w:r>
+            <w:r>
+              <w:t xml:space="preserve"> speed</w:t>
+            </w:r>
+          </w:p>
+          <w:p>
+            <w:pPr>
+              <w:pStyle w:val="ListParagraph"/>
+              <w:numPr>
+                <w:ilvl w:val="0"/>
+                <w:numId w:val="6"/>
+              </w:numPr>
+            </w:pPr>
+            <w:r>
+              <w:t>Lost data is resent</w:t>
+            </w:r>
+          </w:p>
+          <w:p>
+            <w:pPr>
+              <w:pStyle w:val="ListParagraph"/>
+              <w:numPr>
+                <w:ilvl w:val="0"/>
+                <w:numId w:val="6"/>
+              </w:numPr>
+            </w:pPr>
+            <w:r>
+              <w:t>SEGMENT</w:t>
+            </w:r>
+          </w:p>
+        </w:tc>
+        <w:tc>
+          <w:tcPr>
+            <w:tcW w:w="5228" w:type="dxa"/>
+          </w:tcPr>
+          <w:p>
+            <w:pPr>
+              <w:pStyle w:val="ListParagraph"/>
+              <w:numPr>
+                <w:ilvl w:val="0"/>
+                <w:numId w:val="7"/>
+              </w:numPr>
+            </w:pPr>
+            <w:r>
+              <w:t>The connection is not stable and</w:t>
+            </w:r>
+            <w:r>
+              <w:t xml:space="preserve"> not constant</w:t>
+            </w:r>
+          </w:p>
+          <w:p>
+            <w:pPr>
+              <w:pStyle w:val="ListParagraph"/>
+              <w:numPr>
+                <w:ilvl w:val="0"/>
+                <w:numId w:val="7"/>
+              </w:numPr>
+            </w:pPr>
+            <w:r>
+              <w:t xml:space="preserve">Speed is most </w:t>
+            </w:r>
+            <w:r>
+              <w:t>important, whether</w:t>
+            </w:r>
+            <w:r>
+              <w:t xml:space="preserve"> or not the data is received properly is </w:t>
+            </w:r>
+            <w:r>
+              <w:t>up to</w:t>
+            </w:r>
+            <w:r>
+              <w:t xml:space="preserve"> the computer to catch up with</w:t>
+            </w:r>
+          </w:p>
+          <w:p>
+            <w:pPr>
+              <w:pStyle w:val="ListParagraph"/>
+              <w:numPr>
+                <w:ilvl w:val="0"/>
+                <w:numId w:val="7"/>
+              </w:numPr>
+            </w:pPr>
+            <w:r>
+              <w:t xml:space="preserve">Results in </w:t>
+            </w:r>
+            <w:r>
+              <w:t>pixelated</w:t>
+            </w:r>
+            <w:r>
+              <w:t xml:space="preserve"> video in skype calls</w:t>
+            </w:r>
+          </w:p>
+          <w:p>
+            <w:pPr>
+              <w:pStyle w:val="ListParagraph"/>
+              <w:numPr>
+                <w:ilvl w:val="0"/>
+                <w:numId w:val="7"/>
+              </w:numPr>
+            </w:pPr>
+            <w:r>
+              <w:lastRenderedPageBreak/>
+              <w:t>DATAGRAM</w:t>
+            </w:r>
+          </w:p>
+        </w:tc>
+      </w:tr>
+    </w:tbl>
+    <w:p/>
+    <w:p>
+      <w:pPr>
+        <w:rPr>
+          <w:b/>
+          <w:bCs/>
+        </w:rPr>
+      </w:pPr>
+      <w:r>
+        <w:rPr>
+          <w:b/>
+          <w:bCs/>
+        </w:rPr>
+        <w:t>LAYER 3-NETWORK</w:t>
+      </w:r>
+    </w:p>
+    <w:p>
+      <w:pPr>
+        <w:pStyle w:val="ListParagraph"/>
+        <w:numPr>
+          <w:ilvl w:val="0"/>
+          <w:numId w:val="8"/>
+        </w:numPr>
+      </w:pPr>
+      <w:r>
+        <w:t xml:space="preserve">Locates </w:t>
+      </w:r>
+      <w:r>
+        <w:t>the</w:t>
+      </w:r>
+      <w:r>
+        <w:t xml:space="preserve"> destination of the request </w:t>
+      </w:r>
+    </w:p>
+    <w:p>
+      <w:pPr>
+        <w:pStyle w:val="ListParagraph"/>
+        <w:numPr>
+          <w:ilvl w:val="0"/>
+          <w:numId w:val="8"/>
+        </w:numPr>
+      </w:pPr>
+      <w:r>
+        <w:t xml:space="preserve">Deals with logical </w:t>
+      </w:r>
+      <w:r>
+        <w:t>addressing (IP</w:t>
+      </w:r>
+      <w:r>
+        <w:t xml:space="preserve"> ADDRESS)</w:t>
+      </w:r>
+    </w:p>
+    <w:tbl>
+      <w:tblPr>
+        <w:tblStyle w:val="TableGrid"/>
+        <w:tblW w:w="0" w:type="auto"/>
+        <w:tblInd w:w="720" w:type="dxa"/>
+        <w:tblLook w:val="04A0" w:firstRow="1" w:lastRow="0" w:firstColumn="1" w:lastColumn="0" w:noHBand="0" w:noVBand="1"/>
+      </w:tblPr>
+      <w:tblGrid>
+        <w:gridCol w:w="9736"/>
+      </w:tblGrid>
+      <w:tr>
+        <w:tc>
+          <w:tcPr>
+            <w:tcW w:w="10456" w:type="dxa"/>
+          </w:tcPr>
+          <w:p>
+            <w:pPr>
+              <w:pStyle w:val="ListParagraph"/>
+              <w:ind w:left="0"/>
+            </w:pPr>
+            <w:r>
+              <w:t>LOGICAL ADDRESSING</w:t>
+            </w:r>
+          </w:p>
+          <w:p>
+            <w:pPr>
+              <w:pStyle w:val="ListParagraph"/>
+              <w:numPr>
+                <w:ilvl w:val="0"/>
+                <w:numId w:val="9"/>
+              </w:numPr>
+            </w:pPr>
+            <w:r>
+              <w:t>Provides order to networks</w:t>
+            </w:r>
+          </w:p>
+          <w:p>
+            <w:pPr>
+              <w:pStyle w:val="ListParagraph"/>
+              <w:numPr>
+                <w:ilvl w:val="0"/>
+                <w:numId w:val="9"/>
+              </w:numPr>
+            </w:pPr>
+            <w:r>
+              <w:t>Categorises them and sorts them</w:t>
+            </w:r>
+          </w:p>
+          <w:p>
+            <w:pPr>
+              <w:pStyle w:val="ListParagraph"/>
+              <w:numPr>
+                <w:ilvl w:val="0"/>
+                <w:numId w:val="9"/>
+              </w:numPr>
+            </w:pPr>
+            <w:r>
+              <w:t>Common format:  IPv4 FORMAT</w:t>
+            </w:r>
+          </w:p>
+        </w:tc>
+      </w:tr>
+    </w:tbl>
+    <w:p>
+      <w:pPr>
+        <w:rPr>
+          <w:b/>
+          <w:bCs/>
+        </w:rPr>
+      </w:pPr>
+      <w:r>
+        <w:rPr>
+          <w:b/>
+          <w:bCs/>
+        </w:rPr>
+        <w:t>LAYER 2-DATA LINK</w:t>
+      </w:r>
+    </w:p>
+    <w:p>
+      <w:pPr>
+        <w:pStyle w:val="ListParagraph"/>
+        <w:numPr>
+          <w:ilvl w:val="0"/>
+          <w:numId w:val="10"/>
+        </w:numPr>
+      </w:pPr>
+      <w:r>
+        <w:t xml:space="preserve">Data is formatted to </w:t>
+      </w:r>
+      <w:r>
+        <w:t>prepare</w:t>
+      </w:r>
+      <w:r>
+        <w:t xml:space="preserve"> for transmission</w:t>
+      </w:r>
+    </w:p>
+    <w:p>
+      <w:pPr>
+        <w:pStyle w:val="ListParagraph"/>
+        <w:numPr>
+          <w:ilvl w:val="0"/>
+          <w:numId w:val="10"/>
+        </w:numPr>
+      </w:pPr>
+      <w:r>
+        <w:t xml:space="preserve">Receives packet from the </w:t>
+      </w:r>
+      <w:r>
+        <w:t>network layer (containing IP address) and adds in MAC address of the receiving computer</w:t>
+      </w:r>
+    </w:p>
+    <w:p>
+      <w:pPr>
+        <w:pStyle w:val="ListParagraph"/>
+        <w:numPr>
+          <w:ilvl w:val="0"/>
+          <w:numId w:val="10"/>
+        </w:numPr>
+      </w:pPr>
+      <w:r>
+        <w:t>Retrieves the physical addressing of transmission</w:t>
+      </w:r>
+    </w:p>
+    <w:p>
+      <w:pPr>
+        <w:pStyle w:val="ListParagraph"/>
+        <w:numPr>
+          <w:ilvl w:val="0"/>
+          <w:numId w:val="10"/>
+        </w:numPr>
+      </w:pPr>
+      <w:r>
+        <w:t>Ensures there is no corruption of data</w:t>
+      </w:r>
+    </w:p>
+    <w:p>
+      <w:pPr>
+        <w:rPr>
+          <w:b/>
+          <w:bCs/>
+        </w:rPr>
+      </w:pPr>
+      <w:r>
+        <w:rPr>
+          <w:b/>
+          <w:bCs/>
+        </w:rPr>
+        <w:t>LAYER 1-PHYSICAL</w:t>
+      </w:r>
+    </w:p>
+    <w:p>
+      <w:pPr>
+        <w:pStyle w:val="ListParagraph"/>
+        <w:numPr>
+          <w:ilvl w:val="0"/>
+          <w:numId w:val="11"/>
+        </w:numPr>
+      </w:pPr>
+      <w:r>
+        <w:t>Converts binary data into electrical signals and transmits them across the network</w:t>
+      </w:r>
+    </w:p>
+    <w:p>
+      <w:pPr>
+        <w:pStyle w:val="ListParagraph"/>
+        <w:numPr>
+          <w:ilvl w:val="0"/>
+          <w:numId w:val="11"/>
+        </w:numPr>
+      </w:pPr>
+      <w:r>
+        <w:t xml:space="preserve">Receives signals and converts the back into binary data </w:t>
+      </w:r>
+      <w:r>
+        <w:t>for</w:t>
+      </w:r>
+      <w:r>
+        <w:t xml:space="preserve"> the computer to understand</w:t>
+      </w:r>
+    </w:p>
+    <w:p>
+      <w:pPr>
+        <w:pStyle w:val="ListParagraph"/>
+        <w:numPr>
+          <w:ilvl w:val="0"/>
+          <w:numId w:val="11"/>
+        </w:numPr>
+      </w:pPr>
+      <w:r>
+        <w:t>It is a part of the hardware</w:t>
+      </w:r>
+    </w:p>
+    <w:p>
+      <w:pPr>
+        <w:rPr>
+          <w:sz w:val="48"/>
+          <w:szCs w:val="48"/>
+        </w:rPr>
+      </w:pPr>
+      <w:r>
+        <w:rPr>
+          <w:sz w:val="48"/>
+          <w:szCs w:val="48"/>
+        </w:rPr>
+        <w:t>-ENCAPSULATION</w:t>
+      </w:r>
+    </w:p>
+    <w:p>
+      <w:r>
+        <w:t>It is the process through which data can be sent from one computer to another</w:t>
+      </w:r>
+    </w:p>
+    <w:p>
+      <w:r>
+        <w:t xml:space="preserve">As data passes each layer of the </w:t>
+      </w:r>
+      <w:r>
+        <w:t>model,</w:t>
+      </w:r>
+      <w:r>
+        <w:t xml:space="preserve"> more information keeps adding on to it</w:t>
+      </w:r>
+    </w:p>
+    <w:tbl>
+      <w:tblPr>
+        <w:tblStyle w:val="TableGrid"/>
+        <w:tblW w:w="0" w:type="auto"/>
+        <w:tblLook w:val="04A0" w:firstRow="1" w:lastRow="0" w:firstColumn="1" w:lastColumn="0" w:noHBand="0" w:noVBand="1"/>
+      </w:tblPr>
+      <w:tblGrid>
+        <w:gridCol w:w="10456"/>
+      </w:tblGrid>
+      <w:tr>
+        <w:tc>
+          <w:tcPr>
+            <w:tcW w:w="10456" w:type="dxa"/>
+          </w:tcPr>
+          <w:p>
+            <w:r>
+              <w:t xml:space="preserve">In layers 7,6,5 – </w:t>
+            </w:r>
+            <w:r>
+              <w:t>T</w:t>
+            </w:r>
+            <w:r>
+              <w:t>he data is called as data only</w:t>
+            </w:r>
+          </w:p>
+          <w:p>
+            <w:r>
+              <w:t xml:space="preserve">In the </w:t>
+            </w:r>
+            <w:r>
+              <w:t>Transport</w:t>
+            </w:r>
+            <w:r>
+              <w:t xml:space="preserve"> layer – The data is called as segment (TCP) or datagram (UDP)</w:t>
+            </w:r>
+          </w:p>
+          <w:p>
+            <w:r>
+              <w:t>In the Network layer</w:t>
+            </w:r>
+            <w:r>
+              <w:t xml:space="preserve"> – The data is called a packet</w:t>
+            </w:r>
+          </w:p>
+          <w:p>
+            <w:r>
+              <w:t>In the Data Link layer</w:t>
+            </w:r>
+            <w:r>
+              <w:t xml:space="preserve"> – The data is called a frame (adds </w:t>
+            </w:r>
+            <w:r>
+              <w:t>an</w:t>
+            </w:r>
+            <w:r>
+              <w:t xml:space="preserve"> extra layer during encapsulation only!)</w:t>
+            </w:r>
+          </w:p>
+          <w:p>
+            <w:r>
+              <w:t>When it is transmitted across the network – The data is in bits</w:t>
+            </w:r>
+          </w:p>
+        </w:tc>
+      </w:tr>
+    </w:tbl>
+    <w:p/>
+    <w:p>
+      <w:r>
+        <w:lastRenderedPageBreak/>
+        <w:drawing>
+          <wp:inline distT="0" distB="0" distL="0" distR="0" wp14:anchorId="478CB92F" wp14:editId="5E79BF40">
+            <wp:extent cx="6645910" cy="3218815"/>
+            <wp:effectExtent l="0" t="0" r="2540" b="635"/>
+            <wp:docPr id="1292576015" name="Picture 1"/>
+            <wp:cNvGraphicFramePr>
+              <a:graphicFrameLocks xmlns:a="http://schemas.openxmlformats.org/drawingml/2006/main" noChangeAspect="1"/>
+            </wp:cNvGraphicFramePr>
+            <a:graphic xmlns:a="http://schemas.openxmlformats.org/drawingml/2006/main">
+              <a:graphicData uri="http://schemas.openxmlformats.org/drawingml/2006/picture">
+                <pic:pic xmlns:pic="http://schemas.openxmlformats.org/drawingml/2006/picture">
+                  <pic:nvPicPr>
+                    <pic:cNvPr id="1292576015" name=""/>
+                    <pic:cNvPicPr/>
+                  </pic:nvPicPr>
+                  <pic:blipFill>
+                    <a:blip r:embed="rId10"/>
+                    <a:stretch>
+                      <a:fillRect/>
+                    </a:stretch>
+                  </pic:blipFill>
+                  <pic:spPr>
+                    <a:xfrm>
+                      <a:off x="0" y="0"/>
+                      <a:ext cx="6645910" cy="3218815"/>
+                    </a:xfrm>
+                    <a:prstGeom prst="rect">
+                      <a:avLst/>
+                    </a:prstGeom>
+                  </pic:spPr>
+                </pic:pic>
+              </a:graphicData>
+            </a:graphic>
+          </wp:inline>
+        </w:drawing>
+      </w:r>
+    </w:p>
+    <w:p>
+      <w:r>
+        <w:t xml:space="preserve">While receiving data the whole process is done in reverse, from layer 1 to layer </w:t>
+      </w:r>
+      <w:r>
+        <w:t>7. this</w:t>
+      </w:r>
+      <w:r>
+        <w:t xml:space="preserve"> process is called DE-ENCAPSULATION</w:t>
+      </w:r>
+    </w:p>
+    <w:p>
+      <w:pPr>
+        <w:rPr>
+          <w:sz w:val="48"/>
+          <w:szCs w:val="48"/>
+        </w:rPr>
+      </w:pPr>
+      <w:r>
+        <w:rPr>
+          <w:sz w:val="48"/>
+          <w:szCs w:val="48"/>
+        </w:rPr>
+        <w:t>-TCP/IP MODEL</w:t>
+      </w:r>
+    </w:p>
+    <w:p>
+      <w:r>
+        <w:t>It is similar to the OSI MODEL and is a few years older.</w:t>
+      </w:r>
+    </w:p>
+    <w:p>
+      <w:r>
+        <w:t>It’s the basis for real-world networking</w:t>
+      </w:r>
+    </w:p>
+    <w:p>
+      <w:r>
+        <w:t>TCP- controls the flow of data between two endpoints</w:t>
+      </w:r>
+    </w:p>
+    <w:p>
+      <w:r>
+        <w:t>IP-controls how packets are addressed and sent</w:t>
+      </w:r>
+    </w:p>
+    <w:p>
+      <w:r>
+        <w:t>Consists of 4 layers:</w:t>
+      </w:r>
+    </w:p>
+    <w:p>
+      <w:pPr>
+        <w:pStyle w:val="ListParagraph"/>
+        <w:numPr>
+          <w:ilvl w:val="0"/>
+          <w:numId w:val="12"/>
+        </w:numPr>
+      </w:pPr>
+      <w:r>
+        <w:t xml:space="preserve">APPLICATION </w:t>
+      </w:r>
+    </w:p>
+    <w:p>
+      <w:pPr>
+        <w:pStyle w:val="ListParagraph"/>
+        <w:numPr>
+          <w:ilvl w:val="0"/>
+          <w:numId w:val="12"/>
+        </w:numPr>
+      </w:pPr>
+      <w:r>
+        <w:t>TRANSPORT</w:t>
+      </w:r>
+    </w:p>
+    <w:p>
+      <w:pPr>
+        <w:pStyle w:val="ListParagraph"/>
+        <w:numPr>
+          <w:ilvl w:val="0"/>
+          <w:numId w:val="12"/>
+        </w:numPr>
+      </w:pPr>
+      <w:r>
+        <w:t>INTERNET</w:t>
+      </w:r>
+    </w:p>
+    <w:p>
+      <w:pPr>
+        <w:pStyle w:val="ListParagraph"/>
+        <w:numPr>
+          <w:ilvl w:val="0"/>
+          <w:numId w:val="12"/>
+        </w:numPr>
+      </w:pPr>
+      <w:r>
+        <w:t>NETWORK INTERFACE</w:t>
+      </w:r>
+    </w:p>
+    <w:p>
+      <w:pPr>
+        <w:pStyle w:val="ListParagraph"/>
+      </w:pPr>
+      <w:r>
+        <w:drawing>
+          <wp:inline distT="0" distB="0" distL="0" distR="0" wp14:anchorId="4F68CB64" wp14:editId="024F9D43">
+            <wp:extent cx="2377646" cy="2644369"/>
+            <wp:effectExtent l="0" t="0" r="3810" b="3810"/>
+            <wp:docPr id="602954295" name="Picture 1"/>
+            <wp:cNvGraphicFramePr>
+              <a:graphicFrameLocks xmlns:a="http://schemas.openxmlformats.org/drawingml/2006/main" noChangeAspect="1"/>
+            </wp:cNvGraphicFramePr>
+            <a:graphic xmlns:a="http://schemas.openxmlformats.org/drawingml/2006/main">
+              <a:graphicData uri="http://schemas.openxmlformats.org/drawingml/2006/picture">
+                <pic:pic xmlns:pic="http://schemas.openxmlformats.org/drawingml/2006/picture">
+                  <pic:nvPicPr>
+                    <pic:cNvPr id="602954295" name=""/>
+                    <pic:cNvPicPr/>
+                  </pic:nvPicPr>
+                  <pic:blipFill>
+                    <a:blip r:embed="rId11"/>
+                    <a:stretch>
+                      <a:fillRect/>
+                    </a:stretch>
+                  </pic:blipFill>
+                  <pic:spPr>
+                    <a:xfrm>
+                      <a:off x="0" y="0"/>
+                      <a:ext cx="2377646" cy="2644369"/>
+                    </a:xfrm>
+                    <a:prstGeom prst="rect">
+                      <a:avLst/>
+                    </a:prstGeom>
+                  </pic:spPr>
+                </pic:pic>
+              </a:graphicData>
+            </a:graphic>
+          </wp:inline>
+        </w:drawing>
+      </w:r>
+    </w:p>
+    <w:tbl>
+      <w:tblPr>
+        <w:tblStyle w:val="TableGrid"/>
+        <w:tblW w:w="0" w:type="auto"/>
+        <w:tblInd w:w="720" w:type="dxa"/>
+        <w:tblLook w:val="04A0" w:firstRow="1" w:lastRow="0" w:firstColumn="1" w:lastColumn="0" w:noHBand="0" w:noVBand="1"/>
+      </w:tblPr>
+      <w:tblGrid>
+        <w:gridCol w:w="9736"/>
+      </w:tblGrid>
+      <w:tr>
+        <w:tc>
+          <w:tcPr>
+            <w:tcW w:w="10456" w:type="dxa"/>
+          </w:tcPr>
+          <w:p>
+            <w:r>
+              <w:lastRenderedPageBreak/>
+              <w:t>NOTE:</w:t>
+            </w:r>
+          </w:p>
+          <w:p>
+            <w:r>
+              <w:t xml:space="preserve">The OSI MODEL is not used anywhere in the real world and is only used </w:t>
+            </w:r>
+            <w:r>
+              <w:t>for</w:t>
+            </w:r>
+            <w:r>
+              <w:t xml:space="preserve"> purposes of easier understanding of the theory of networking</w:t>
+            </w:r>
+          </w:p>
+          <w:p/>
+        </w:tc>
+      </w:tr>
+    </w:tbl>
+    <w:p>
+      <w:pPr>
+        <w:rPr>
+          <w:sz w:val="48"/>
+          <w:szCs w:val="48"/>
+        </w:rPr>
+      </w:pPr>
+      <w:r>
+        <w:rPr>
+          <w:sz w:val="48"/>
+          <w:szCs w:val="48"/>
+        </w:rPr>
+        <w:t>-TCP</w:t>
+      </w:r>
+    </w:p>
+    <w:p>
+      <w:r>
+        <w:t xml:space="preserve">It is a </w:t>
+      </w:r>
+      <w:r>
+        <w:t>connection-based</w:t>
+      </w:r>
+      <w:r>
+        <w:t xml:space="preserve"> </w:t>
+      </w:r>
+      <w:r>
+        <w:t>protocol; thus,</w:t>
+      </w:r>
+      <w:r>
+        <w:t xml:space="preserve"> we have to ensure secure connection and only then send data</w:t>
+      </w:r>
+    </w:p>
+    <w:p>
+      <w:r>
+        <w:t xml:space="preserve">THE </w:t>
+      </w:r>
+      <w:r>
+        <w:t>THREE-WAY</w:t>
+      </w:r>
+      <w:r>
+        <w:t xml:space="preserve"> HANDSHAKE is a process of forming a stable connection</w:t>
+      </w:r>
+    </w:p>
+    <w:p>
+      <w:r>
+        <w:drawing>
+          <wp:inline distT="0" distB="0" distL="0" distR="0" wp14:anchorId="6C517A4C" wp14:editId="0CCDB105">
+            <wp:extent cx="5738357" cy="3589331"/>
+            <wp:effectExtent l="0" t="0" r="0" b="0"/>
+            <wp:docPr id="312664319" name="Picture 1"/>
+            <wp:cNvGraphicFramePr>
+              <a:graphicFrameLocks xmlns:a="http://schemas.openxmlformats.org/drawingml/2006/main" noChangeAspect="1"/>
+            </wp:cNvGraphicFramePr>
+            <a:graphic xmlns:a="http://schemas.openxmlformats.org/drawingml/2006/main">
+              <a:graphicData uri="http://schemas.openxmlformats.org/drawingml/2006/picture">
+                <pic:pic xmlns:pic="http://schemas.openxmlformats.org/drawingml/2006/picture">
+                  <pic:nvPicPr>
+                    <pic:cNvPr id="312664319" name=""/>
+                    <pic:cNvPicPr/>
+                  </pic:nvPicPr>
+                  <pic:blipFill>
+                    <a:blip r:embed="rId12"/>
+                    <a:stretch>
+                      <a:fillRect/>
+                    </a:stretch>
+                  </pic:blipFill>
+                  <pic:spPr>
+                    <a:xfrm>
+                      <a:off x="0" y="0"/>
+                      <a:ext cx="5738357" cy="3589331"/>
+                    </a:xfrm>
+                    <a:prstGeom prst="rect">
+                      <a:avLst/>
+                    </a:prstGeom>
+                  </pic:spPr>
+                </pic:pic>
+              </a:graphicData>
+            </a:graphic>
+          </wp:inline>
+        </w:drawing>
+      </w:r>
+    </w:p>
     <w:p/>
     <w:p/>
+    <w:p/>
+    <w:p/>
+    <w:p/>
+    <w:p/>
+    <w:p/>
+    <w:p/>
+    <w:p/>
+    <w:p/>
+    <w:p/>
+    <w:p/>
+    <w:p/>
+    <w:p>
+      <w:r>
+        <w:lastRenderedPageBreak/>
+        <w:t>#</w:t>
+      </w:r>
+      <w:r>
+        <w:rPr>
+          <w:b/>
+          <w:bCs/>
+          <w:sz w:val="28"/>
+          <w:szCs w:val="28"/>
+          <w:u w:val="single"/>
+        </w:rPr>
+        <w:t>NETWORKING COMMANDS</w:t>
+      </w:r>
+    </w:p>
+    <w:p>
+      <w:pPr>
+        <w:rPr>
+          <w:sz w:val="48"/>
+          <w:szCs w:val="48"/>
+        </w:rPr>
+      </w:pPr>
+      <w:r>
+        <w:rPr>
+          <w:sz w:val="48"/>
+          <w:szCs w:val="48"/>
+        </w:rPr>
+        <w:t>-PING</w:t>
+      </w:r>
+    </w:p>
+    <w:p>
+      <w:r>
+        <w:t>Tests whether a connection to a remote source is possible</w:t>
+      </w:r>
+    </w:p>
+    <w:p>
+      <w:r>
+        <w:t>Works using ICMP protocol (a type of TCP/IP protocol) which works on the Internet layer of TCP/IP</w:t>
+      </w:r>
+    </w:p>
+    <w:p>
+      <w:r>
+        <w:t>SYNTAX: ping &lt;target&gt;</w:t>
+      </w:r>
+      <w:r>
+        <w:t xml:space="preserve"> </w:t>
+      </w:r>
+    </w:p>
+    <w:p>
+      <w:r>
+        <w:drawing>
+          <wp:inline distT="0" distB="0" distL="0" distR="0" wp14:anchorId="793EBF22" wp14:editId="77376FDD">
+            <wp:extent cx="4823878" cy="434378"/>
+            <wp:effectExtent l="0" t="0" r="0" b="3810"/>
+            <wp:docPr id="18741027" name="Picture 1"/>
+            <wp:cNvGraphicFramePr>
+              <a:graphicFrameLocks xmlns:a="http://schemas.openxmlformats.org/drawingml/2006/main" noChangeAspect="1"/>
+            </wp:cNvGraphicFramePr>
+            <a:graphic xmlns:a="http://schemas.openxmlformats.org/drawingml/2006/main">
+              <a:graphicData uri="http://schemas.openxmlformats.org/drawingml/2006/picture">
+                <pic:pic xmlns:pic="http://schemas.openxmlformats.org/drawingml/2006/picture">
+                  <pic:nvPicPr>
+                    <pic:cNvPr id="18741027" name=""/>
+                    <pic:cNvPicPr/>
+                  </pic:nvPicPr>
+                  <pic:blipFill>
+                    <a:blip r:embed="rId13"/>
+                    <a:stretch>
+                      <a:fillRect/>
+                    </a:stretch>
+                  </pic:blipFill>
+                  <pic:spPr>
+                    <a:xfrm>
+                      <a:off x="0" y="0"/>
+                      <a:ext cx="4823878" cy="434378"/>
+                    </a:xfrm>
+                    <a:prstGeom prst="rect">
+                      <a:avLst/>
+                    </a:prstGeom>
+                  </pic:spPr>
+                </pic:pic>
+              </a:graphicData>
+            </a:graphic>
+          </wp:inline>
+        </w:drawing>
+      </w:r>
+    </w:p>
+    <w:p>
+      <w:r>
+        <w:t xml:space="preserve">The command returns the IP address of the server </w:t>
+      </w:r>
+      <w:r>
+        <w:t xml:space="preserve">connected </w:t>
+      </w:r>
+      <w:r>
+        <w:t>(not</w:t>
+      </w:r>
+      <w:r>
+        <w:t xml:space="preserve"> of the URL requested)</w:t>
+      </w:r>
+    </w:p>
+    <w:p>
+      <w:pPr>
+        <w:rPr>
+          <w:sz w:val="48"/>
+          <w:szCs w:val="48"/>
+        </w:rPr>
+      </w:pPr>
+      <w:r>
+        <w:rPr>
+          <w:sz w:val="48"/>
+          <w:szCs w:val="48"/>
+        </w:rPr>
+        <w:t>-TRACEROUTE</w:t>
+      </w:r>
+    </w:p>
+    <w:p>
+      <w:r>
+        <w:t>It is used to map the path your request takes as it heads to the lab machine</w:t>
+      </w:r>
+    </w:p>
+    <w:p>
+      <w:r>
+        <w:t xml:space="preserve">In the </w:t>
+      </w:r>
+      <w:r>
+        <w:t>internet,</w:t>
+      </w:r>
+      <w:r>
+        <w:t xml:space="preserve"> to get what you </w:t>
+      </w:r>
+      <w:r>
+        <w:t>want, you</w:t>
+      </w:r>
+      <w:r>
+        <w:t xml:space="preserve"> have to go through a variety of servers</w:t>
+      </w:r>
+    </w:p>
+    <w:p>
+      <w:r>
+        <w:t>This command allows you to see each intermediate steps between your computer and the resource you requested</w:t>
+      </w:r>
+    </w:p>
+    <w:p>
+      <w:r>
+        <w:drawing>
+          <wp:inline distT="0" distB="0" distL="0" distR="0" wp14:anchorId="6896C166" wp14:editId="08C954C0">
+            <wp:extent cx="6645910" cy="2051685"/>
+            <wp:effectExtent l="0" t="0" r="2540" b="5715"/>
+            <wp:docPr id="1920259587" name="Picture 1"/>
+            <wp:cNvGraphicFramePr>
+              <a:graphicFrameLocks xmlns:a="http://schemas.openxmlformats.org/drawingml/2006/main" noChangeAspect="1"/>
+            </wp:cNvGraphicFramePr>
+            <a:graphic xmlns:a="http://schemas.openxmlformats.org/drawingml/2006/main">
+              <a:graphicData uri="http://schemas.openxmlformats.org/drawingml/2006/picture">
+                <pic:pic xmlns:pic="http://schemas.openxmlformats.org/drawingml/2006/picture">
+                  <pic:nvPicPr>
+                    <pic:cNvPr id="1920259587" name=""/>
+                    <pic:cNvPicPr/>
+                  </pic:nvPicPr>
+                  <pic:blipFill>
+                    <a:blip r:embed="rId14"/>
+                    <a:stretch>
+                      <a:fillRect/>
+                    </a:stretch>
+                  </pic:blipFill>
+                  <pic:spPr>
+                    <a:xfrm>
+                      <a:off x="0" y="0"/>
+                      <a:ext cx="6645910" cy="2051685"/>
+                    </a:xfrm>
+                    <a:prstGeom prst="rect">
+                      <a:avLst/>
+                    </a:prstGeom>
+                  </pic:spPr>
+                </pic:pic>
+              </a:graphicData>
+            </a:graphic>
+          </wp:inline>
+        </w:drawing>
+      </w:r>
+    </w:p>
+    <w:p>
+      <w:r>
+        <w:t>SYNTAX: traceroute &lt;destination&gt;</w:t>
+      </w:r>
+    </w:p>
+    <w:p>
+      <w:pPr>
+        <w:rPr>
+          <w:sz w:val="48"/>
+          <w:szCs w:val="48"/>
+        </w:rPr>
+      </w:pPr>
+      <w:r>
+        <w:rPr>
+          <w:sz w:val="48"/>
+          <w:szCs w:val="48"/>
+        </w:rPr>
+        <w:t>-WHOIS</w:t>
+      </w:r>
+    </w:p>
+    <w:p>
+      <w:r>
+        <w:t>It allows you to query who a domain name is registered to</w:t>
+      </w:r>
+    </w:p>
+    <w:tbl>
+      <w:tblPr>
+        <w:tblStyle w:val="TableGrid"/>
+        <w:tblW w:w="0" w:type="auto"/>
+        <w:tblLook w:val="04A0" w:firstRow="1" w:lastRow="0" w:firstColumn="1" w:lastColumn="0" w:noHBand="0" w:noVBand="1"/>
+      </w:tblPr>
+      <w:tblGrid>
+        <w:gridCol w:w="10456"/>
+      </w:tblGrid>
+      <w:tr>
+        <w:tc>
+          <w:tcPr>
+            <w:tcW w:w="10456" w:type="dxa"/>
+          </w:tcPr>
+          <w:p>
+            <w:r>
+              <w:t xml:space="preserve">DOMAIN NAMES </w:t>
+            </w:r>
+          </w:p>
+          <w:p>
+            <w:pPr>
+              <w:pStyle w:val="ListParagraph"/>
+              <w:numPr>
+                <w:ilvl w:val="0"/>
+                <w:numId w:val="14"/>
+              </w:numPr>
+            </w:pPr>
+            <w:r>
+              <w:t xml:space="preserve">Remove the </w:t>
+            </w:r>
+            <w:r>
+              <w:t>necessity</w:t>
+            </w:r>
+            <w:r>
+              <w:t xml:space="preserve"> of remembering each and every IP address</w:t>
+            </w:r>
+          </w:p>
+          <w:p>
+            <w:pPr>
+              <w:pStyle w:val="ListParagraph"/>
+              <w:numPr>
+                <w:ilvl w:val="0"/>
+                <w:numId w:val="14"/>
+              </w:numPr>
+            </w:pPr>
+            <w:r>
+              <w:t>It is leased out by companies called DOMAIN REGISTRARS</w:t>
+            </w:r>
+          </w:p>
+        </w:tc>
+      </w:tr>
+    </w:tbl>
+    <w:p/>
+    <w:p>
+      <w:r>
+        <w:lastRenderedPageBreak/>
+        <w:drawing>
+          <wp:inline distT="0" distB="0" distL="0" distR="0" wp14:anchorId="0F13986E" wp14:editId="23781E2A">
+            <wp:extent cx="6645910" cy="3124835"/>
+            <wp:effectExtent l="0" t="0" r="2540" b="0"/>
+            <wp:docPr id="1789148277" name="Picture 1"/>
+            <wp:cNvGraphicFramePr>
+              <a:graphicFrameLocks xmlns:a="http://schemas.openxmlformats.org/drawingml/2006/main" noChangeAspect="1"/>
+            </wp:cNvGraphicFramePr>
+            <a:graphic xmlns:a="http://schemas.openxmlformats.org/drawingml/2006/main">
+              <a:graphicData uri="http://schemas.openxmlformats.org/drawingml/2006/picture">
+                <pic:pic xmlns:pic="http://schemas.openxmlformats.org/drawingml/2006/picture">
+                  <pic:nvPicPr>
+                    <pic:cNvPr id="1789148277" name=""/>
+                    <pic:cNvPicPr/>
+                  </pic:nvPicPr>
+                  <pic:blipFill>
+                    <a:blip r:embed="rId15"/>
+                    <a:stretch>
+                      <a:fillRect/>
+                    </a:stretch>
+                  </pic:blipFill>
+                  <pic:spPr>
+                    <a:xfrm>
+                      <a:off x="0" y="0"/>
+                      <a:ext cx="6645910" cy="3124835"/>
+                    </a:xfrm>
+                    <a:prstGeom prst="rect">
+                      <a:avLst/>
+                    </a:prstGeom>
+                  </pic:spPr>
+                </pic:pic>
+              </a:graphicData>
+            </a:graphic>
+          </wp:inline>
+        </w:drawing>
+      </w:r>
+    </w:p>
+    <w:p>
+      <w:r>
+        <w:t>SYNTAX: whois &lt;domain&gt;</w:t>
+      </w:r>
+    </w:p>
+    <w:p>
+      <w:r>
+        <w:t>ON THE Debain based SYSTEM: sudo apt update &amp;&amp; sudo apt</w:t>
+      </w:r>
+      <w:r>
+        <w:t>-get install whois</w:t>
+      </w:r>
+    </w:p>
+    <w:p>
+      <w:r>
+        <w:drawing>
+          <wp:inline distT="0" distB="0" distL="0" distR="0" wp14:anchorId="69CBD1D5" wp14:editId="79880DF2">
+            <wp:extent cx="6645910" cy="3548380"/>
+            <wp:effectExtent l="0" t="0" r="2540" b="0"/>
+            <wp:docPr id="835942020" name="Picture 1"/>
+            <wp:cNvGraphicFramePr>
+              <a:graphicFrameLocks xmlns:a="http://schemas.openxmlformats.org/drawingml/2006/main" noChangeAspect="1"/>
+            </wp:cNvGraphicFramePr>
+            <a:graphic xmlns:a="http://schemas.openxmlformats.org/drawingml/2006/main">
+              <a:graphicData uri="http://schemas.openxmlformats.org/drawingml/2006/picture">
+                <pic:pic xmlns:pic="http://schemas.openxmlformats.org/drawingml/2006/picture">
+                  <pic:nvPicPr>
+                    <pic:cNvPr id="835942020" name=""/>
+                    <pic:cNvPicPr/>
+                  </pic:nvPicPr>
+                  <pic:blipFill>
+                    <a:blip r:embed="rId16"/>
+                    <a:stretch>
+                      <a:fillRect/>
+                    </a:stretch>
+                  </pic:blipFill>
+                  <pic:spPr>
+                    <a:xfrm>
+                      <a:off x="0" y="0"/>
+                      <a:ext cx="6645910" cy="3548380"/>
+                    </a:xfrm>
+                    <a:prstGeom prst="rect">
+                      <a:avLst/>
+                    </a:prstGeom>
+                  </pic:spPr>
+                </pic:pic>
+              </a:graphicData>
+            </a:graphic>
+          </wp:inline>
+        </w:drawing>
+      </w:r>
+    </w:p>
+    <w:p>
+      <w:pPr>
+        <w:rPr>
+          <w:sz w:val="48"/>
+          <w:szCs w:val="48"/>
+        </w:rPr>
+      </w:pPr>
+      <w:r>
+        <w:rPr>
+          <w:sz w:val="48"/>
+          <w:szCs w:val="48"/>
+        </w:rPr>
+        <w:t>-DIG</w:t>
+      </w:r>
+    </w:p>
+    <w:tbl>
+      <w:tblPr>
+        <w:tblStyle w:val="TableGrid"/>
+        <w:tblW w:w="0" w:type="auto"/>
+        <w:tblLook w:val="04A0" w:firstRow="1" w:lastRow="0" w:firstColumn="1" w:lastColumn="0" w:noHBand="0" w:noVBand="1"/>
+      </w:tblPr>
+      <w:tblGrid>
+        <w:gridCol w:w="10456"/>
+      </w:tblGrid>
+      <w:tr>
+        <w:tc>
+          <w:tcPr>
+            <w:tcW w:w="10456" w:type="dxa"/>
+          </w:tcPr>
+          <w:p>
+            <w:r>
+              <w:t>HOW IS A URL CONVERTED INTO AN IP ADDRESS?</w:t>
+            </w:r>
+          </w:p>
+          <w:p>
+            <w:r>
+              <w:t>This is done by a TCP/IP protocol called DNS (Domain name system)</w:t>
+            </w:r>
+          </w:p>
+          <w:p>
+            <w:r>
+              <w:t>DNS</w:t>
+            </w:r>
+          </w:p>
+          <w:p>
+            <w:pPr>
+              <w:pStyle w:val="ListParagraph"/>
+              <w:numPr>
+                <w:ilvl w:val="0"/>
+                <w:numId w:val="15"/>
+              </w:numPr>
+            </w:pPr>
+            <w:r>
+              <w:t xml:space="preserve">Allows to ask a special server to give us </w:t>
+            </w:r>
+            <w:r>
+              <w:t>IP address</w:t>
+            </w:r>
+            <w:r>
+              <w:t xml:space="preserve"> of the website we want to access</w:t>
+            </w:r>
+          </w:p>
+          <w:p>
+            <w:pPr>
+              <w:pStyle w:val="ListParagraph"/>
+              <w:numPr>
+                <w:ilvl w:val="0"/>
+                <w:numId w:val="15"/>
+              </w:numPr>
+            </w:pPr>
+            <w:r>
+              <w:t>The server then goes looks for the IP address and sends it back</w:t>
+            </w:r>
+          </w:p>
+        </w:tc>
+      </w:tr>
+    </w:tbl>
+    <w:p/>
+    <w:p/>
+    <w:p/>
+    <w:tbl>
+      <w:tblPr>
+        <w:tblStyle w:val="TableGrid"/>
+        <w:tblW w:w="0" w:type="auto"/>
+        <w:tblLook w:val="04A0" w:firstRow="1" w:lastRow="0" w:firstColumn="1" w:lastColumn="0" w:noHBand="0" w:noVBand="1"/>
+      </w:tblPr>
+      <w:tblGrid>
+        <w:gridCol w:w="10456"/>
+      </w:tblGrid>
+      <w:tr>
+        <w:tc>
+          <w:tcPr>
+            <w:tcW w:w="10456" w:type="dxa"/>
+          </w:tcPr>
+          <w:p>
+            <w:r>
+              <w:t>WHAT HAPPENS WHEN YOU TRY TO ACCESS A WEBSITE</w:t>
+            </w:r>
+          </w:p>
+          <w:p>
+            <w:pPr>
+              <w:pStyle w:val="ListParagraph"/>
+              <w:numPr>
+                <w:ilvl w:val="0"/>
+                <w:numId w:val="16"/>
+              </w:numPr>
+            </w:pPr>
+            <w:r>
+              <w:t xml:space="preserve">Your computer checks in its local host file to see if an explicit IP domain mapping is </w:t>
+            </w:r>
+            <w:r>
+              <w:t>created. This</w:t>
+            </w:r>
+            <w:r>
+              <w:t xml:space="preserve"> is </w:t>
+            </w:r>
+            <w:r>
+              <w:t>an older</w:t>
+            </w:r>
+            <w:r>
+              <w:t xml:space="preserve"> system than DNS BUT it takes precedence in search order of most OS</w:t>
+            </w:r>
+          </w:p>
+          <w:p>
+            <w:pPr>
+              <w:pStyle w:val="ListParagraph"/>
+              <w:numPr>
+                <w:ilvl w:val="0"/>
+                <w:numId w:val="16"/>
+              </w:numPr>
+            </w:pPr>
+            <w:r>
+              <w:t xml:space="preserve">If no mapping is created then computer checks its local DNS to see if an IP address is stored for the </w:t>
+            </w:r>
+            <w:r>
+              <w:t>website, or</w:t>
+            </w:r>
+            <w:r>
+              <w:t xml:space="preserve"> else it goes to the next step</w:t>
+            </w:r>
+          </w:p>
+          <w:p>
+            <w:pPr>
+              <w:pStyle w:val="ListParagraph"/>
+              <w:numPr>
+                <w:ilvl w:val="0"/>
+                <w:numId w:val="16"/>
+              </w:numPr>
+            </w:pPr>
+            <w:r>
+              <w:t xml:space="preserve">If address hasn’t been </w:t>
+            </w:r>
+            <w:r>
+              <w:t>found, your</w:t>
+            </w:r>
+            <w:r>
+              <w:t xml:space="preserve"> computer sends a request to the RECURSIVE DNS server which maintains a cache of results of popular domains</w:t>
+            </w:r>
+          </w:p>
+          <w:p>
+            <w:pPr>
+              <w:pStyle w:val="ListParagraph"/>
+              <w:numPr>
+                <w:ilvl w:val="0"/>
+                <w:numId w:val="16"/>
+              </w:numPr>
+            </w:pPr>
+            <w:r>
+              <w:t xml:space="preserve">If the website isn’t </w:t>
+            </w:r>
+            <w:r>
+              <w:t>found, the</w:t>
+            </w:r>
+            <w:r>
+              <w:t xml:space="preserve"> server passes a </w:t>
+            </w:r>
+            <w:r>
+              <w:t>request</w:t>
+            </w:r>
+            <w:r>
+              <w:t xml:space="preserve"> to ROOT NAME SERVER which keeps track of </w:t>
+            </w:r>
+            <w:r>
+              <w:t>DNS servers in the next level down</w:t>
+            </w:r>
+            <w:r>
+              <w:t xml:space="preserve"> </w:t>
+            </w:r>
+            <w:r>
+              <w:t>and chooses</w:t>
+            </w:r>
+            <w:r>
+              <w:t xml:space="preserve"> </w:t>
+            </w:r>
+            <w:r>
+              <w:t>an</w:t>
+            </w:r>
+            <w:r>
+              <w:t xml:space="preserve"> appropriate one to redirect your request </w:t>
+            </w:r>
+            <w:r>
+              <w:t>to, THESE</w:t>
+            </w:r>
+            <w:r>
+              <w:t xml:space="preserve"> </w:t>
+            </w:r>
+            <w:r>
+              <w:t>LOWER-LEVEL</w:t>
+            </w:r>
+            <w:r>
+              <w:t xml:space="preserve"> SERVERS ARE </w:t>
+            </w:r>
+            <w:r>
+              <w:t>CALLED:</w:t>
+            </w:r>
+            <w:r>
+              <w:t xml:space="preserve"> TOP LEVEL DOMAIN SERVERS (TLD)</w:t>
+            </w:r>
+          </w:p>
+          <w:p>
+            <w:pPr>
+              <w:pStyle w:val="ListParagraph"/>
+              <w:numPr>
+                <w:ilvl w:val="0"/>
+                <w:numId w:val="16"/>
+              </w:numPr>
+            </w:pPr>
+            <w:r>
+              <w:t>B</w:t>
+            </w:r>
+            <w:r>
+              <w:t xml:space="preserve">efore </w:t>
+            </w:r>
+            <w:r>
+              <w:t>2004, the</w:t>
+            </w:r>
+            <w:r>
+              <w:t xml:space="preserve"> world </w:t>
+            </w:r>
+            <w:r>
+              <w:t xml:space="preserve">only had 13 </w:t>
+            </w:r>
+            <w:r>
+              <w:t>ROOT NAME server and till now there are broadly only 13 IP address assigned to original servers</w:t>
+            </w:r>
+          </w:p>
+          <w:p>
+            <w:pPr>
+              <w:pStyle w:val="ListParagraph"/>
+              <w:numPr>
+                <w:ilvl w:val="0"/>
+                <w:numId w:val="16"/>
+              </w:numPr>
+            </w:pPr>
+            <w:r>
+              <w:t xml:space="preserve">TLD servers are split up according to </w:t>
+            </w:r>
+            <w:r>
+              <w:t>extensions. When</w:t>
+            </w:r>
+            <w:r>
+              <w:t xml:space="preserve"> they </w:t>
+            </w:r>
+            <w:r>
+              <w:t>receive</w:t>
+            </w:r>
+            <w:r>
+              <w:t xml:space="preserve"> the request for </w:t>
+            </w:r>
+            <w:r>
+              <w:t>information, they</w:t>
+            </w:r>
+            <w:r>
+              <w:t xml:space="preserve"> pass it down to the next </w:t>
+            </w:r>
+            <w:r>
+              <w:t>level; AUTHORITATIVE</w:t>
+            </w:r>
+            <w:r>
+              <w:t xml:space="preserve"> NAME SERVERS</w:t>
+            </w:r>
+          </w:p>
+          <w:p>
+            <w:pPr>
+              <w:pStyle w:val="ListParagraph"/>
+              <w:numPr>
+                <w:ilvl w:val="0"/>
+                <w:numId w:val="16"/>
+              </w:numPr>
+            </w:pPr>
+            <w:r>
+              <w:t xml:space="preserve">AUTHORITATIVE SERVERS are used to store DNS </w:t>
+            </w:r>
+            <w:r>
+              <w:t>records</w:t>
+            </w:r>
+            <w:r>
+              <w:t xml:space="preserve"> for domains </w:t>
+            </w:r>
+            <w:r>
+              <w:t>directly; every</w:t>
+            </w:r>
+            <w:r>
+              <w:t xml:space="preserve"> domain has its DNS records </w:t>
+            </w:r>
+            <w:r>
+              <w:t>stored</w:t>
+            </w:r>
+            <w:r>
+              <w:t xml:space="preserve"> in some authoritative server</w:t>
+            </w:r>
+          </w:p>
+          <w:p>
+            <w:pPr>
+              <w:pStyle w:val="ListParagraph"/>
+              <w:numPr>
+                <w:ilvl w:val="0"/>
+                <w:numId w:val="16"/>
+              </w:numPr>
+            </w:pPr>
+            <w:r>
+              <w:t>These servers upon receiving request sends the information back to you and connects you to the IP address behind the requested domain</w:t>
+            </w:r>
+          </w:p>
+          <w:p>
+            <w:pPr>
+              <w:ind w:left="360"/>
+            </w:pPr>
+            <w:r>
+              <w:t xml:space="preserve">ON </w:t>
+            </w:r>
+            <w:r>
+              <w:t>VISITING A</w:t>
+            </w:r>
+            <w:r>
+              <w:t xml:space="preserve"> WEBSITE </w:t>
+            </w:r>
+            <w:r>
+              <w:t>IN A</w:t>
+            </w:r>
+            <w:r>
+              <w:t xml:space="preserve"> BROWSER THIS PROCESS HAPPENS AUTOMATICALLY!</w:t>
+            </w:r>
+          </w:p>
+        </w:tc>
+      </w:tr>
+    </w:tbl>
+    <w:p/>
+    <w:p>
+      <w:r>
+        <w:t>DIG is a tool that helps us to do this process manually</w:t>
+      </w:r>
+    </w:p>
+    <w:p>
+      <w:r>
+        <w:t>SYNTAX: dig &lt;domain&gt; @ &lt;dns-server-ip&gt;</w:t>
+      </w:r>
+    </w:p>
+    <w:p>
+      <w:r>
+        <w:drawing>
+          <wp:inline distT="0" distB="0" distL="0" distR="0" wp14:anchorId="70E56F11" wp14:editId="2CE2DEC8">
+            <wp:extent cx="6073666" cy="3566469"/>
+            <wp:effectExtent l="0" t="0" r="3810" b="0"/>
+            <wp:docPr id="124520679" name="Picture 1"/>
+            <wp:cNvGraphicFramePr>
+              <a:graphicFrameLocks xmlns:a="http://schemas.openxmlformats.org/drawingml/2006/main" noChangeAspect="1"/>
+            </wp:cNvGraphicFramePr>
+            <a:graphic xmlns:a="http://schemas.openxmlformats.org/drawingml/2006/main">
+              <a:graphicData uri="http://schemas.openxmlformats.org/drawingml/2006/picture">
+                <pic:pic xmlns:pic="http://schemas.openxmlformats.org/drawingml/2006/picture">
+                  <pic:nvPicPr>
+                    <pic:cNvPr id="124520679" name=""/>
+                    <pic:cNvPicPr/>
+                  </pic:nvPicPr>
+                  <pic:blipFill>
+                    <a:blip r:embed="rId17"/>
+                    <a:stretch>
+                      <a:fillRect/>
+                    </a:stretch>
+                  </pic:blipFill>
+                  <pic:spPr>
+                    <a:xfrm>
+                      <a:off x="0" y="0"/>
+                      <a:ext cx="6073666" cy="3566469"/>
+                    </a:xfrm>
+                    <a:prstGeom prst="rect">
+                      <a:avLst/>
+                    </a:prstGeom>
+                  </pic:spPr>
+                </pic:pic>
+              </a:graphicData>
+            </a:graphic>
+          </wp:inline>
+        </w:drawing>
+      </w:r>
+    </w:p>
+    <w:p>
+      <w:r>
+        <w:t>It gives us the TTL (Time To Live) of the queried DNS record</w:t>
+      </w:r>
+    </w:p>
+    <w:p>
+      <w:r>
+        <w:t xml:space="preserve">TTL-tells the computer when the record stops being valid (cashed copy of it will be cleared and needed to be </w:t>
+      </w:r>
+      <w:r>
+        <w:t>requested</w:t>
+      </w:r>
+      <w:r>
+        <w:t xml:space="preserve"> again)</w:t>
+      </w:r>
+    </w:p>
+    <w:p/>
+    <w:p>
+      <w:pPr>
+        <w:rPr>
+          <w:b/>
+          <w:bCs/>
+          <w:sz w:val="18"/>
+          <w:szCs w:val="18"/>
+        </w:rPr>
+      </w:pPr>
+      <w:r>
+        <w:rPr>
+          <w:b/>
+          <w:bCs/>
+          <w:sz w:val="18"/>
+          <w:szCs w:val="18"/>
+        </w:rPr>
+        <w:lastRenderedPageBreak/>
+        <w:drawing>
+          <wp:inline distT="0" distB="0" distL="0" distR="0" wp14:anchorId="37551C48" wp14:editId="0C0B2054">
+            <wp:extent cx="6645910" cy="3283585"/>
+            <wp:effectExtent l="0" t="0" r="2540" b="0"/>
+            <wp:docPr id="270132354" name="Picture 1"/>
+            <wp:cNvGraphicFramePr>
+              <a:graphicFrameLocks xmlns:a="http://schemas.openxmlformats.org/drawingml/2006/main" noChangeAspect="1"/>
+            </wp:cNvGraphicFramePr>
+            <a:graphic xmlns:a="http://schemas.openxmlformats.org/drawingml/2006/main">
+              <a:graphicData uri="http://schemas.openxmlformats.org/drawingml/2006/picture">
+                <pic:pic xmlns:pic="http://schemas.openxmlformats.org/drawingml/2006/picture">
+                  <pic:nvPicPr>
+                    <pic:cNvPr id="270132354" name=""/>
+                    <pic:cNvPicPr/>
+                  </pic:nvPicPr>
+                  <pic:blipFill>
+                    <a:blip r:embed="rId18"/>
+                    <a:stretch>
+                      <a:fillRect/>
+                    </a:stretch>
+                  </pic:blipFill>
+                  <pic:spPr>
+                    <a:xfrm>
+                      <a:off x="0" y="0"/>
+                      <a:ext cx="6645910" cy="3283585"/>
+                    </a:xfrm>
+                    <a:prstGeom prst="rect">
+                      <a:avLst/>
+                    </a:prstGeom>
+                  </pic:spPr>
+                </pic:pic>
+              </a:graphicData>
+            </a:graphic>
+          </wp:inline>
+        </w:drawing>
+      </w:r>
+    </w:p>
+    <w:p>
+      <w:pPr>
+        <w:rPr>
+          <w:b/>
+          <w:bCs/>
+          <w:sz w:val="18"/>
+          <w:szCs w:val="18"/>
+        </w:rPr>
+      </w:pPr>
+      <w:r>
+        <w:rPr>
+          <w:b/>
+          <w:bCs/>
+          <w:sz w:val="18"/>
+          <w:szCs w:val="18"/>
+        </w:rPr>
+        <w:t>DONE BY:</w:t>
+      </w:r>
+    </w:p>
+    <w:p>
+      <w:pPr>
+        <w:rPr>
+          <w:b/>
+          <w:bCs/>
+          <w:sz w:val="18"/>
+          <w:szCs w:val="18"/>
+        </w:rPr>
+      </w:pPr>
+      <w:r>
+        <w:rPr>
+          <w:b/>
+          <w:bCs/>
+          <w:sz w:val="18"/>
+          <w:szCs w:val="18"/>
+        </w:rPr>
+        <w:t>TANVI PRIYA</w:t>
+      </w:r>
+    </w:p>
+    <w:p>
+      <w:pPr>
+        <w:rPr>
+          <w:b/>
+          <w:bCs/>
+          <w:sz w:val="18"/>
+          <w:szCs w:val="18"/>
+        </w:rPr>
+      </w:pPr>
+      <w:r>
+        <w:rPr>
+          <w:b/>
+          <w:bCs/>
+          <w:sz w:val="18"/>
+          <w:szCs w:val="18"/>
+        </w:rPr>
+        <w:t>BTECH CSE AI/ML</w:t>
+      </w:r>
+    </w:p>
     <w:sectPr>
       <w:pgSz w:w="11906" w:h="16838"/>
       <w:pgMar w:top="720" w:right="720" w:bottom="720" w:left="720" w:header="708" w:footer="708" w:gutter="0"/>
@@ -704,6 +3002,1765 @@
     </w:sectPr>
   </w:body>
 </w:document>
+</file>
+
+<file path=word/numbering.xml><?xml version="1.0" encoding="utf-8"?>
+<w:numbering xmlns:wpc="http://schemas.microsoft.com/office/word/2010/wordprocessingCanvas" xmlns:cx="http://schemas.microsoft.com/office/drawing/2014/chartex" xmlns:cx1="http://schemas.microsoft.com/office/drawing/2015/9/8/chartex" xmlns:cx2="http://schemas.microsoft.com/office/drawing/2015/10/21/chartex" xmlns:cx3="http://schemas.microsoft.com/office/drawing/2016/5/9/chartex" xmlns:cx4="http://schemas.microsoft.com/office/drawing/2016/5/10/chartex" xmlns:cx5="http://schemas.microsoft.com/office/drawing/2016/5/11/chartex" xmlns:cx6="http://schemas.microsoft.com/office/drawing/2016/5/12/chartex" xmlns:cx7="http://schemas.microsoft.com/office/drawing/2016/5/13/chartex" xmlns:cx8="http://schemas.microsoft.com/office/drawing/2016/5/14/chartex" xmlns:mc="http://schemas.openxmlformats.org/markup-compatibility/2006" xmlns:aink="http://schemas.microsoft.com/office/drawing/2016/ink" xmlns:am3d="http://schemas.microsoft.com/office/drawing/2017/model3d" xmlns:o="urn:schemas-microsoft-com:office:office" xmlns:oel="http://schemas.microsoft.com/office/2019/extlst" xmlns:r="http://schemas.openxmlformats.org/officeDocument/2006/relationships" xmlns:m="http://schemas.openxmlformats.org/officeDocument/2006/math" xmlns:v="urn:schemas-microsoft-com:vml" xmlns:wp14="http://schemas.microsoft.com/office/word/2010/wordprocessingDrawing" xmlns:wp="http://schemas.openxmlformats.org/drawingml/2006/wordprocessingDrawing" xmlns:w10="urn:schemas-microsoft-com:office:word" xmlns:w="http://schemas.openxmlformats.org/wordprocessingml/2006/main" xmlns:w14="http://schemas.microsoft.com/office/word/2010/wordml" xmlns:w15="http://schemas.microsoft.com/office/word/2012/wordml" xmlns:w16cex="http://schemas.microsoft.com/office/word/2018/wordml/cex" xmlns:w16cid="http://schemas.microsoft.com/office/word/2016/wordml/cid" xmlns:w16="http://schemas.microsoft.com/office/word/2018/wordml" xmlns:w16du="http://schemas.microsoft.com/office/word/2023/wordml/word16du" xmlns:w16sdtdh="http://schemas.microsoft.com/office/word/2020/wordml/sdtdatahash" xmlns:w16sdtfl="http://schemas.microsoft.com/office/word/2024/wordml/sdtformatlock" xmlns:w16se="http://schemas.microsoft.com/office/word/2015/wordml/symex" xmlns:wpg="http://schemas.microsoft.com/office/word/2010/wordprocessingGroup" xmlns:wpi="http://schemas.microsoft.com/office/word/2010/wordprocessingInk" xmlns:wne="http://schemas.microsoft.com/office/word/2006/wordml" xmlns:wps="http://schemas.microsoft.com/office/word/2010/wordprocessingShape" mc:Ignorable="w14 w15 w16se w16cid w16 w16cex w16sdtdh w16sdtfl w16du wp14">
+  <w:abstractNum w:abstractNumId="0" w15:restartNumberingAfterBreak="0">
+    <w:nsid w:val="1F19426E"/>
+    <w:multiLevelType w:val="hybridMultilevel"/>
+    <w:tmpl w:val="781649EE"/>
+    <w:lvl w:ilvl="0" w:tplc="40090001">
+      <w:start w:val="1"/>
+      <w:numFmt w:val="bullet"/>
+      <w:lvlText w:val=""/>
+      <w:lvlJc w:val="left"/>
+      <w:pPr>
+        <w:ind w:left="720" w:hanging="360"/>
+      </w:pPr>
+      <w:rPr>
+        <w:rFonts w:ascii="Symbol" w:hAnsi="Symbol" w:hint="default"/>
+      </w:rPr>
+    </w:lvl>
+    <w:lvl w:ilvl="1" w:tplc="40090003" w:tentative="1">
+      <w:start w:val="1"/>
+      <w:numFmt w:val="bullet"/>
+      <w:lvlText w:val="o"/>
+      <w:lvlJc w:val="left"/>
+      <w:pPr>
+        <w:ind w:left="1440" w:hanging="360"/>
+      </w:pPr>
+      <w:rPr>
+        <w:rFonts w:ascii="Courier New" w:hAnsi="Courier New" w:cs="Courier New" w:hint="default"/>
+      </w:rPr>
+    </w:lvl>
+    <w:lvl w:ilvl="2" w:tplc="40090005" w:tentative="1">
+      <w:start w:val="1"/>
+      <w:numFmt w:val="bullet"/>
+      <w:lvlText w:val=""/>
+      <w:lvlJc w:val="left"/>
+      <w:pPr>
+        <w:ind w:left="2160" w:hanging="360"/>
+      </w:pPr>
+      <w:rPr>
+        <w:rFonts w:ascii="Wingdings" w:hAnsi="Wingdings" w:hint="default"/>
+      </w:rPr>
+    </w:lvl>
+    <w:lvl w:ilvl="3" w:tplc="40090001" w:tentative="1">
+      <w:start w:val="1"/>
+      <w:numFmt w:val="bullet"/>
+      <w:lvlText w:val=""/>
+      <w:lvlJc w:val="left"/>
+      <w:pPr>
+        <w:ind w:left="2880" w:hanging="360"/>
+      </w:pPr>
+      <w:rPr>
+        <w:rFonts w:ascii="Symbol" w:hAnsi="Symbol" w:hint="default"/>
+      </w:rPr>
+    </w:lvl>
+    <w:lvl w:ilvl="4" w:tplc="40090003" w:tentative="1">
+      <w:start w:val="1"/>
+      <w:numFmt w:val="bullet"/>
+      <w:lvlText w:val="o"/>
+      <w:lvlJc w:val="left"/>
+      <w:pPr>
+        <w:ind w:left="3600" w:hanging="360"/>
+      </w:pPr>
+      <w:rPr>
+        <w:rFonts w:ascii="Courier New" w:hAnsi="Courier New" w:cs="Courier New" w:hint="default"/>
+      </w:rPr>
+    </w:lvl>
+    <w:lvl w:ilvl="5" w:tplc="40090005" w:tentative="1">
+      <w:start w:val="1"/>
+      <w:numFmt w:val="bullet"/>
+      <w:lvlText w:val=""/>
+      <w:lvlJc w:val="left"/>
+      <w:pPr>
+        <w:ind w:left="4320" w:hanging="360"/>
+      </w:pPr>
+      <w:rPr>
+        <w:rFonts w:ascii="Wingdings" w:hAnsi="Wingdings" w:hint="default"/>
+      </w:rPr>
+    </w:lvl>
+    <w:lvl w:ilvl="6" w:tplc="40090001" w:tentative="1">
+      <w:start w:val="1"/>
+      <w:numFmt w:val="bullet"/>
+      <w:lvlText w:val=""/>
+      <w:lvlJc w:val="left"/>
+      <w:pPr>
+        <w:ind w:left="5040" w:hanging="360"/>
+      </w:pPr>
+      <w:rPr>
+        <w:rFonts w:ascii="Symbol" w:hAnsi="Symbol" w:hint="default"/>
+      </w:rPr>
+    </w:lvl>
+    <w:lvl w:ilvl="7" w:tplc="40090003" w:tentative="1">
+      <w:start w:val="1"/>
+      <w:numFmt w:val="bullet"/>
+      <w:lvlText w:val="o"/>
+      <w:lvlJc w:val="left"/>
+      <w:pPr>
+        <w:ind w:left="5760" w:hanging="360"/>
+      </w:pPr>
+      <w:rPr>
+        <w:rFonts w:ascii="Courier New" w:hAnsi="Courier New" w:cs="Courier New" w:hint="default"/>
+      </w:rPr>
+    </w:lvl>
+    <w:lvl w:ilvl="8" w:tplc="40090005" w:tentative="1">
+      <w:start w:val="1"/>
+      <w:numFmt w:val="bullet"/>
+      <w:lvlText w:val=""/>
+      <w:lvlJc w:val="left"/>
+      <w:pPr>
+        <w:ind w:left="6480" w:hanging="360"/>
+      </w:pPr>
+      <w:rPr>
+        <w:rFonts w:ascii="Wingdings" w:hAnsi="Wingdings" w:hint="default"/>
+      </w:rPr>
+    </w:lvl>
+  </w:abstractNum>
+  <w:abstractNum w:abstractNumId="1" w15:restartNumberingAfterBreak="0">
+    <w:nsid w:val="23220A3C"/>
+    <w:multiLevelType w:val="hybridMultilevel"/>
+    <w:tmpl w:val="BEF6866C"/>
+    <w:lvl w:ilvl="0" w:tplc="4009000F">
+      <w:start w:val="1"/>
+      <w:numFmt w:val="decimal"/>
+      <w:lvlText w:val="%1."/>
+      <w:lvlJc w:val="left"/>
+      <w:pPr>
+        <w:ind w:left="720" w:hanging="360"/>
+      </w:pPr>
+    </w:lvl>
+    <w:lvl w:ilvl="1" w:tplc="40090019" w:tentative="1">
+      <w:start w:val="1"/>
+      <w:numFmt w:val="lowerLetter"/>
+      <w:lvlText w:val="%2."/>
+      <w:lvlJc w:val="left"/>
+      <w:pPr>
+        <w:ind w:left="1440" w:hanging="360"/>
+      </w:pPr>
+    </w:lvl>
+    <w:lvl w:ilvl="2" w:tplc="4009001B" w:tentative="1">
+      <w:start w:val="1"/>
+      <w:numFmt w:val="lowerRoman"/>
+      <w:lvlText w:val="%3."/>
+      <w:lvlJc w:val="right"/>
+      <w:pPr>
+        <w:ind w:left="2160" w:hanging="180"/>
+      </w:pPr>
+    </w:lvl>
+    <w:lvl w:ilvl="3" w:tplc="4009000F" w:tentative="1">
+      <w:start w:val="1"/>
+      <w:numFmt w:val="decimal"/>
+      <w:lvlText w:val="%4."/>
+      <w:lvlJc w:val="left"/>
+      <w:pPr>
+        <w:ind w:left="2880" w:hanging="360"/>
+      </w:pPr>
+    </w:lvl>
+    <w:lvl w:ilvl="4" w:tplc="40090019" w:tentative="1">
+      <w:start w:val="1"/>
+      <w:numFmt w:val="lowerLetter"/>
+      <w:lvlText w:val="%5."/>
+      <w:lvlJc w:val="left"/>
+      <w:pPr>
+        <w:ind w:left="3600" w:hanging="360"/>
+      </w:pPr>
+    </w:lvl>
+    <w:lvl w:ilvl="5" w:tplc="4009001B" w:tentative="1">
+      <w:start w:val="1"/>
+      <w:numFmt w:val="lowerRoman"/>
+      <w:lvlText w:val="%6."/>
+      <w:lvlJc w:val="right"/>
+      <w:pPr>
+        <w:ind w:left="4320" w:hanging="180"/>
+      </w:pPr>
+    </w:lvl>
+    <w:lvl w:ilvl="6" w:tplc="4009000F" w:tentative="1">
+      <w:start w:val="1"/>
+      <w:numFmt w:val="decimal"/>
+      <w:lvlText w:val="%7."/>
+      <w:lvlJc w:val="left"/>
+      <w:pPr>
+        <w:ind w:left="5040" w:hanging="360"/>
+      </w:pPr>
+    </w:lvl>
+    <w:lvl w:ilvl="7" w:tplc="40090019" w:tentative="1">
+      <w:start w:val="1"/>
+      <w:numFmt w:val="lowerLetter"/>
+      <w:lvlText w:val="%8."/>
+      <w:lvlJc w:val="left"/>
+      <w:pPr>
+        <w:ind w:left="5760" w:hanging="360"/>
+      </w:pPr>
+    </w:lvl>
+    <w:lvl w:ilvl="8" w:tplc="4009001B" w:tentative="1">
+      <w:start w:val="1"/>
+      <w:numFmt w:val="lowerRoman"/>
+      <w:lvlText w:val="%9."/>
+      <w:lvlJc w:val="right"/>
+      <w:pPr>
+        <w:ind w:left="6480" w:hanging="180"/>
+      </w:pPr>
+    </w:lvl>
+  </w:abstractNum>
+  <w:abstractNum w:abstractNumId="2" w15:restartNumberingAfterBreak="0">
+    <w:nsid w:val="2918390B"/>
+    <w:multiLevelType w:val="hybridMultilevel"/>
+    <w:tmpl w:val="5AECAB34"/>
+    <w:lvl w:ilvl="0" w:tplc="40090001">
+      <w:start w:val="1"/>
+      <w:numFmt w:val="bullet"/>
+      <w:lvlText w:val=""/>
+      <w:lvlJc w:val="left"/>
+      <w:pPr>
+        <w:ind w:left="720" w:hanging="360"/>
+      </w:pPr>
+      <w:rPr>
+        <w:rFonts w:ascii="Symbol" w:hAnsi="Symbol" w:hint="default"/>
+      </w:rPr>
+    </w:lvl>
+    <w:lvl w:ilvl="1" w:tplc="40090003" w:tentative="1">
+      <w:start w:val="1"/>
+      <w:numFmt w:val="bullet"/>
+      <w:lvlText w:val="o"/>
+      <w:lvlJc w:val="left"/>
+      <w:pPr>
+        <w:ind w:left="1440" w:hanging="360"/>
+      </w:pPr>
+      <w:rPr>
+        <w:rFonts w:ascii="Courier New" w:hAnsi="Courier New" w:cs="Courier New" w:hint="default"/>
+      </w:rPr>
+    </w:lvl>
+    <w:lvl w:ilvl="2" w:tplc="40090005" w:tentative="1">
+      <w:start w:val="1"/>
+      <w:numFmt w:val="bullet"/>
+      <w:lvlText w:val=""/>
+      <w:lvlJc w:val="left"/>
+      <w:pPr>
+        <w:ind w:left="2160" w:hanging="360"/>
+      </w:pPr>
+      <w:rPr>
+        <w:rFonts w:ascii="Wingdings" w:hAnsi="Wingdings" w:hint="default"/>
+      </w:rPr>
+    </w:lvl>
+    <w:lvl w:ilvl="3" w:tplc="40090001" w:tentative="1">
+      <w:start w:val="1"/>
+      <w:numFmt w:val="bullet"/>
+      <w:lvlText w:val=""/>
+      <w:lvlJc w:val="left"/>
+      <w:pPr>
+        <w:ind w:left="2880" w:hanging="360"/>
+      </w:pPr>
+      <w:rPr>
+        <w:rFonts w:ascii="Symbol" w:hAnsi="Symbol" w:hint="default"/>
+      </w:rPr>
+    </w:lvl>
+    <w:lvl w:ilvl="4" w:tplc="40090003" w:tentative="1">
+      <w:start w:val="1"/>
+      <w:numFmt w:val="bullet"/>
+      <w:lvlText w:val="o"/>
+      <w:lvlJc w:val="left"/>
+      <w:pPr>
+        <w:ind w:left="3600" w:hanging="360"/>
+      </w:pPr>
+      <w:rPr>
+        <w:rFonts w:ascii="Courier New" w:hAnsi="Courier New" w:cs="Courier New" w:hint="default"/>
+      </w:rPr>
+    </w:lvl>
+    <w:lvl w:ilvl="5" w:tplc="40090005" w:tentative="1">
+      <w:start w:val="1"/>
+      <w:numFmt w:val="bullet"/>
+      <w:lvlText w:val=""/>
+      <w:lvlJc w:val="left"/>
+      <w:pPr>
+        <w:ind w:left="4320" w:hanging="360"/>
+      </w:pPr>
+      <w:rPr>
+        <w:rFonts w:ascii="Wingdings" w:hAnsi="Wingdings" w:hint="default"/>
+      </w:rPr>
+    </w:lvl>
+    <w:lvl w:ilvl="6" w:tplc="40090001" w:tentative="1">
+      <w:start w:val="1"/>
+      <w:numFmt w:val="bullet"/>
+      <w:lvlText w:val=""/>
+      <w:lvlJc w:val="left"/>
+      <w:pPr>
+        <w:ind w:left="5040" w:hanging="360"/>
+      </w:pPr>
+      <w:rPr>
+        <w:rFonts w:ascii="Symbol" w:hAnsi="Symbol" w:hint="default"/>
+      </w:rPr>
+    </w:lvl>
+    <w:lvl w:ilvl="7" w:tplc="40090003" w:tentative="1">
+      <w:start w:val="1"/>
+      <w:numFmt w:val="bullet"/>
+      <w:lvlText w:val="o"/>
+      <w:lvlJc w:val="left"/>
+      <w:pPr>
+        <w:ind w:left="5760" w:hanging="360"/>
+      </w:pPr>
+      <w:rPr>
+        <w:rFonts w:ascii="Courier New" w:hAnsi="Courier New" w:cs="Courier New" w:hint="default"/>
+      </w:rPr>
+    </w:lvl>
+    <w:lvl w:ilvl="8" w:tplc="40090005" w:tentative="1">
+      <w:start w:val="1"/>
+      <w:numFmt w:val="bullet"/>
+      <w:lvlText w:val=""/>
+      <w:lvlJc w:val="left"/>
+      <w:pPr>
+        <w:ind w:left="6480" w:hanging="360"/>
+      </w:pPr>
+      <w:rPr>
+        <w:rFonts w:ascii="Wingdings" w:hAnsi="Wingdings" w:hint="default"/>
+      </w:rPr>
+    </w:lvl>
+  </w:abstractNum>
+  <w:abstractNum w:abstractNumId="3" w15:restartNumberingAfterBreak="0">
+    <w:nsid w:val="3E1918D1"/>
+    <w:multiLevelType w:val="hybridMultilevel"/>
+    <w:tmpl w:val="81BA5790"/>
+    <w:lvl w:ilvl="0" w:tplc="40090001">
+      <w:start w:val="1"/>
+      <w:numFmt w:val="bullet"/>
+      <w:lvlText w:val=""/>
+      <w:lvlJc w:val="left"/>
+      <w:pPr>
+        <w:ind w:left="720" w:hanging="360"/>
+      </w:pPr>
+      <w:rPr>
+        <w:rFonts w:ascii="Symbol" w:hAnsi="Symbol" w:hint="default"/>
+      </w:rPr>
+    </w:lvl>
+    <w:lvl w:ilvl="1" w:tplc="40090003" w:tentative="1">
+      <w:start w:val="1"/>
+      <w:numFmt w:val="bullet"/>
+      <w:lvlText w:val="o"/>
+      <w:lvlJc w:val="left"/>
+      <w:pPr>
+        <w:ind w:left="1440" w:hanging="360"/>
+      </w:pPr>
+      <w:rPr>
+        <w:rFonts w:ascii="Courier New" w:hAnsi="Courier New" w:cs="Courier New" w:hint="default"/>
+      </w:rPr>
+    </w:lvl>
+    <w:lvl w:ilvl="2" w:tplc="40090005" w:tentative="1">
+      <w:start w:val="1"/>
+      <w:numFmt w:val="bullet"/>
+      <w:lvlText w:val=""/>
+      <w:lvlJc w:val="left"/>
+      <w:pPr>
+        <w:ind w:left="2160" w:hanging="360"/>
+      </w:pPr>
+      <w:rPr>
+        <w:rFonts w:ascii="Wingdings" w:hAnsi="Wingdings" w:hint="default"/>
+      </w:rPr>
+    </w:lvl>
+    <w:lvl w:ilvl="3" w:tplc="40090001" w:tentative="1">
+      <w:start w:val="1"/>
+      <w:numFmt w:val="bullet"/>
+      <w:lvlText w:val=""/>
+      <w:lvlJc w:val="left"/>
+      <w:pPr>
+        <w:ind w:left="2880" w:hanging="360"/>
+      </w:pPr>
+      <w:rPr>
+        <w:rFonts w:ascii="Symbol" w:hAnsi="Symbol" w:hint="default"/>
+      </w:rPr>
+    </w:lvl>
+    <w:lvl w:ilvl="4" w:tplc="40090003" w:tentative="1">
+      <w:start w:val="1"/>
+      <w:numFmt w:val="bullet"/>
+      <w:lvlText w:val="o"/>
+      <w:lvlJc w:val="left"/>
+      <w:pPr>
+        <w:ind w:left="3600" w:hanging="360"/>
+      </w:pPr>
+      <w:rPr>
+        <w:rFonts w:ascii="Courier New" w:hAnsi="Courier New" w:cs="Courier New" w:hint="default"/>
+      </w:rPr>
+    </w:lvl>
+    <w:lvl w:ilvl="5" w:tplc="40090005" w:tentative="1">
+      <w:start w:val="1"/>
+      <w:numFmt w:val="bullet"/>
+      <w:lvlText w:val=""/>
+      <w:lvlJc w:val="left"/>
+      <w:pPr>
+        <w:ind w:left="4320" w:hanging="360"/>
+      </w:pPr>
+      <w:rPr>
+        <w:rFonts w:ascii="Wingdings" w:hAnsi="Wingdings" w:hint="default"/>
+      </w:rPr>
+    </w:lvl>
+    <w:lvl w:ilvl="6" w:tplc="40090001" w:tentative="1">
+      <w:start w:val="1"/>
+      <w:numFmt w:val="bullet"/>
+      <w:lvlText w:val=""/>
+      <w:lvlJc w:val="left"/>
+      <w:pPr>
+        <w:ind w:left="5040" w:hanging="360"/>
+      </w:pPr>
+      <w:rPr>
+        <w:rFonts w:ascii="Symbol" w:hAnsi="Symbol" w:hint="default"/>
+      </w:rPr>
+    </w:lvl>
+    <w:lvl w:ilvl="7" w:tplc="40090003" w:tentative="1">
+      <w:start w:val="1"/>
+      <w:numFmt w:val="bullet"/>
+      <w:lvlText w:val="o"/>
+      <w:lvlJc w:val="left"/>
+      <w:pPr>
+        <w:ind w:left="5760" w:hanging="360"/>
+      </w:pPr>
+      <w:rPr>
+        <w:rFonts w:ascii="Courier New" w:hAnsi="Courier New" w:cs="Courier New" w:hint="default"/>
+      </w:rPr>
+    </w:lvl>
+    <w:lvl w:ilvl="8" w:tplc="40090005" w:tentative="1">
+      <w:start w:val="1"/>
+      <w:numFmt w:val="bullet"/>
+      <w:lvlText w:val=""/>
+      <w:lvlJc w:val="left"/>
+      <w:pPr>
+        <w:ind w:left="6480" w:hanging="360"/>
+      </w:pPr>
+      <w:rPr>
+        <w:rFonts w:ascii="Wingdings" w:hAnsi="Wingdings" w:hint="default"/>
+      </w:rPr>
+    </w:lvl>
+  </w:abstractNum>
+  <w:abstractNum w:abstractNumId="4" w15:restartNumberingAfterBreak="0">
+    <w:nsid w:val="4071022C"/>
+    <w:multiLevelType w:val="hybridMultilevel"/>
+    <w:tmpl w:val="07BAD274"/>
+    <w:lvl w:ilvl="0" w:tplc="40090001">
+      <w:start w:val="1"/>
+      <w:numFmt w:val="bullet"/>
+      <w:lvlText w:val=""/>
+      <w:lvlJc w:val="left"/>
+      <w:pPr>
+        <w:ind w:left="720" w:hanging="360"/>
+      </w:pPr>
+      <w:rPr>
+        <w:rFonts w:ascii="Symbol" w:hAnsi="Symbol" w:hint="default"/>
+      </w:rPr>
+    </w:lvl>
+    <w:lvl w:ilvl="1" w:tplc="40090003" w:tentative="1">
+      <w:start w:val="1"/>
+      <w:numFmt w:val="bullet"/>
+      <w:lvlText w:val="o"/>
+      <w:lvlJc w:val="left"/>
+      <w:pPr>
+        <w:ind w:left="1440" w:hanging="360"/>
+      </w:pPr>
+      <w:rPr>
+        <w:rFonts w:ascii="Courier New" w:hAnsi="Courier New" w:cs="Courier New" w:hint="default"/>
+      </w:rPr>
+    </w:lvl>
+    <w:lvl w:ilvl="2" w:tplc="40090005" w:tentative="1">
+      <w:start w:val="1"/>
+      <w:numFmt w:val="bullet"/>
+      <w:lvlText w:val=""/>
+      <w:lvlJc w:val="left"/>
+      <w:pPr>
+        <w:ind w:left="2160" w:hanging="360"/>
+      </w:pPr>
+      <w:rPr>
+        <w:rFonts w:ascii="Wingdings" w:hAnsi="Wingdings" w:hint="default"/>
+      </w:rPr>
+    </w:lvl>
+    <w:lvl w:ilvl="3" w:tplc="40090001" w:tentative="1">
+      <w:start w:val="1"/>
+      <w:numFmt w:val="bullet"/>
+      <w:lvlText w:val=""/>
+      <w:lvlJc w:val="left"/>
+      <w:pPr>
+        <w:ind w:left="2880" w:hanging="360"/>
+      </w:pPr>
+      <w:rPr>
+        <w:rFonts w:ascii="Symbol" w:hAnsi="Symbol" w:hint="default"/>
+      </w:rPr>
+    </w:lvl>
+    <w:lvl w:ilvl="4" w:tplc="40090003" w:tentative="1">
+      <w:start w:val="1"/>
+      <w:numFmt w:val="bullet"/>
+      <w:lvlText w:val="o"/>
+      <w:lvlJc w:val="left"/>
+      <w:pPr>
+        <w:ind w:left="3600" w:hanging="360"/>
+      </w:pPr>
+      <w:rPr>
+        <w:rFonts w:ascii="Courier New" w:hAnsi="Courier New" w:cs="Courier New" w:hint="default"/>
+      </w:rPr>
+    </w:lvl>
+    <w:lvl w:ilvl="5" w:tplc="40090005" w:tentative="1">
+      <w:start w:val="1"/>
+      <w:numFmt w:val="bullet"/>
+      <w:lvlText w:val=""/>
+      <w:lvlJc w:val="left"/>
+      <w:pPr>
+        <w:ind w:left="4320" w:hanging="360"/>
+      </w:pPr>
+      <w:rPr>
+        <w:rFonts w:ascii="Wingdings" w:hAnsi="Wingdings" w:hint="default"/>
+      </w:rPr>
+    </w:lvl>
+    <w:lvl w:ilvl="6" w:tplc="40090001" w:tentative="1">
+      <w:start w:val="1"/>
+      <w:numFmt w:val="bullet"/>
+      <w:lvlText w:val=""/>
+      <w:lvlJc w:val="left"/>
+      <w:pPr>
+        <w:ind w:left="5040" w:hanging="360"/>
+      </w:pPr>
+      <w:rPr>
+        <w:rFonts w:ascii="Symbol" w:hAnsi="Symbol" w:hint="default"/>
+      </w:rPr>
+    </w:lvl>
+    <w:lvl w:ilvl="7" w:tplc="40090003" w:tentative="1">
+      <w:start w:val="1"/>
+      <w:numFmt w:val="bullet"/>
+      <w:lvlText w:val="o"/>
+      <w:lvlJc w:val="left"/>
+      <w:pPr>
+        <w:ind w:left="5760" w:hanging="360"/>
+      </w:pPr>
+      <w:rPr>
+        <w:rFonts w:ascii="Courier New" w:hAnsi="Courier New" w:cs="Courier New" w:hint="default"/>
+      </w:rPr>
+    </w:lvl>
+    <w:lvl w:ilvl="8" w:tplc="40090005" w:tentative="1">
+      <w:start w:val="1"/>
+      <w:numFmt w:val="bullet"/>
+      <w:lvlText w:val=""/>
+      <w:lvlJc w:val="left"/>
+      <w:pPr>
+        <w:ind w:left="6480" w:hanging="360"/>
+      </w:pPr>
+      <w:rPr>
+        <w:rFonts w:ascii="Wingdings" w:hAnsi="Wingdings" w:hint="default"/>
+      </w:rPr>
+    </w:lvl>
+  </w:abstractNum>
+  <w:abstractNum w:abstractNumId="5" w15:restartNumberingAfterBreak="0">
+    <w:nsid w:val="41035B95"/>
+    <w:multiLevelType w:val="hybridMultilevel"/>
+    <w:tmpl w:val="44641A2E"/>
+    <w:lvl w:ilvl="0" w:tplc="40090001">
+      <w:start w:val="1"/>
+      <w:numFmt w:val="bullet"/>
+      <w:lvlText w:val=""/>
+      <w:lvlJc w:val="left"/>
+      <w:pPr>
+        <w:ind w:left="720" w:hanging="360"/>
+      </w:pPr>
+      <w:rPr>
+        <w:rFonts w:ascii="Symbol" w:hAnsi="Symbol" w:hint="default"/>
+      </w:rPr>
+    </w:lvl>
+    <w:lvl w:ilvl="1" w:tplc="40090003" w:tentative="1">
+      <w:start w:val="1"/>
+      <w:numFmt w:val="bullet"/>
+      <w:lvlText w:val="o"/>
+      <w:lvlJc w:val="left"/>
+      <w:pPr>
+        <w:ind w:left="1440" w:hanging="360"/>
+      </w:pPr>
+      <w:rPr>
+        <w:rFonts w:ascii="Courier New" w:hAnsi="Courier New" w:cs="Courier New" w:hint="default"/>
+      </w:rPr>
+    </w:lvl>
+    <w:lvl w:ilvl="2" w:tplc="40090005" w:tentative="1">
+      <w:start w:val="1"/>
+      <w:numFmt w:val="bullet"/>
+      <w:lvlText w:val=""/>
+      <w:lvlJc w:val="left"/>
+      <w:pPr>
+        <w:ind w:left="2160" w:hanging="360"/>
+      </w:pPr>
+      <w:rPr>
+        <w:rFonts w:ascii="Wingdings" w:hAnsi="Wingdings" w:hint="default"/>
+      </w:rPr>
+    </w:lvl>
+    <w:lvl w:ilvl="3" w:tplc="40090001" w:tentative="1">
+      <w:start w:val="1"/>
+      <w:numFmt w:val="bullet"/>
+      <w:lvlText w:val=""/>
+      <w:lvlJc w:val="left"/>
+      <w:pPr>
+        <w:ind w:left="2880" w:hanging="360"/>
+      </w:pPr>
+      <w:rPr>
+        <w:rFonts w:ascii="Symbol" w:hAnsi="Symbol" w:hint="default"/>
+      </w:rPr>
+    </w:lvl>
+    <w:lvl w:ilvl="4" w:tplc="40090003" w:tentative="1">
+      <w:start w:val="1"/>
+      <w:numFmt w:val="bullet"/>
+      <w:lvlText w:val="o"/>
+      <w:lvlJc w:val="left"/>
+      <w:pPr>
+        <w:ind w:left="3600" w:hanging="360"/>
+      </w:pPr>
+      <w:rPr>
+        <w:rFonts w:ascii="Courier New" w:hAnsi="Courier New" w:cs="Courier New" w:hint="default"/>
+      </w:rPr>
+    </w:lvl>
+    <w:lvl w:ilvl="5" w:tplc="40090005" w:tentative="1">
+      <w:start w:val="1"/>
+      <w:numFmt w:val="bullet"/>
+      <w:lvlText w:val=""/>
+      <w:lvlJc w:val="left"/>
+      <w:pPr>
+        <w:ind w:left="4320" w:hanging="360"/>
+      </w:pPr>
+      <w:rPr>
+        <w:rFonts w:ascii="Wingdings" w:hAnsi="Wingdings" w:hint="default"/>
+      </w:rPr>
+    </w:lvl>
+    <w:lvl w:ilvl="6" w:tplc="40090001" w:tentative="1">
+      <w:start w:val="1"/>
+      <w:numFmt w:val="bullet"/>
+      <w:lvlText w:val=""/>
+      <w:lvlJc w:val="left"/>
+      <w:pPr>
+        <w:ind w:left="5040" w:hanging="360"/>
+      </w:pPr>
+      <w:rPr>
+        <w:rFonts w:ascii="Symbol" w:hAnsi="Symbol" w:hint="default"/>
+      </w:rPr>
+    </w:lvl>
+    <w:lvl w:ilvl="7" w:tplc="40090003" w:tentative="1">
+      <w:start w:val="1"/>
+      <w:numFmt w:val="bullet"/>
+      <w:lvlText w:val="o"/>
+      <w:lvlJc w:val="left"/>
+      <w:pPr>
+        <w:ind w:left="5760" w:hanging="360"/>
+      </w:pPr>
+      <w:rPr>
+        <w:rFonts w:ascii="Courier New" w:hAnsi="Courier New" w:cs="Courier New" w:hint="default"/>
+      </w:rPr>
+    </w:lvl>
+    <w:lvl w:ilvl="8" w:tplc="40090005" w:tentative="1">
+      <w:start w:val="1"/>
+      <w:numFmt w:val="bullet"/>
+      <w:lvlText w:val=""/>
+      <w:lvlJc w:val="left"/>
+      <w:pPr>
+        <w:ind w:left="6480" w:hanging="360"/>
+      </w:pPr>
+      <w:rPr>
+        <w:rFonts w:ascii="Wingdings" w:hAnsi="Wingdings" w:hint="default"/>
+      </w:rPr>
+    </w:lvl>
+  </w:abstractNum>
+  <w:abstractNum w:abstractNumId="6" w15:restartNumberingAfterBreak="0">
+    <w:nsid w:val="439B430F"/>
+    <w:multiLevelType w:val="hybridMultilevel"/>
+    <w:tmpl w:val="B44EC904"/>
+    <w:lvl w:ilvl="0" w:tplc="40090001">
+      <w:start w:val="1"/>
+      <w:numFmt w:val="bullet"/>
+      <w:lvlText w:val=""/>
+      <w:lvlJc w:val="left"/>
+      <w:pPr>
+        <w:ind w:left="720" w:hanging="360"/>
+      </w:pPr>
+      <w:rPr>
+        <w:rFonts w:ascii="Symbol" w:hAnsi="Symbol" w:hint="default"/>
+      </w:rPr>
+    </w:lvl>
+    <w:lvl w:ilvl="1" w:tplc="40090003" w:tentative="1">
+      <w:start w:val="1"/>
+      <w:numFmt w:val="bullet"/>
+      <w:lvlText w:val="o"/>
+      <w:lvlJc w:val="left"/>
+      <w:pPr>
+        <w:ind w:left="1440" w:hanging="360"/>
+      </w:pPr>
+      <w:rPr>
+        <w:rFonts w:ascii="Courier New" w:hAnsi="Courier New" w:cs="Courier New" w:hint="default"/>
+      </w:rPr>
+    </w:lvl>
+    <w:lvl w:ilvl="2" w:tplc="40090005" w:tentative="1">
+      <w:start w:val="1"/>
+      <w:numFmt w:val="bullet"/>
+      <w:lvlText w:val=""/>
+      <w:lvlJc w:val="left"/>
+      <w:pPr>
+        <w:ind w:left="2160" w:hanging="360"/>
+      </w:pPr>
+      <w:rPr>
+        <w:rFonts w:ascii="Wingdings" w:hAnsi="Wingdings" w:hint="default"/>
+      </w:rPr>
+    </w:lvl>
+    <w:lvl w:ilvl="3" w:tplc="40090001" w:tentative="1">
+      <w:start w:val="1"/>
+      <w:numFmt w:val="bullet"/>
+      <w:lvlText w:val=""/>
+      <w:lvlJc w:val="left"/>
+      <w:pPr>
+        <w:ind w:left="2880" w:hanging="360"/>
+      </w:pPr>
+      <w:rPr>
+        <w:rFonts w:ascii="Symbol" w:hAnsi="Symbol" w:hint="default"/>
+      </w:rPr>
+    </w:lvl>
+    <w:lvl w:ilvl="4" w:tplc="40090003" w:tentative="1">
+      <w:start w:val="1"/>
+      <w:numFmt w:val="bullet"/>
+      <w:lvlText w:val="o"/>
+      <w:lvlJc w:val="left"/>
+      <w:pPr>
+        <w:ind w:left="3600" w:hanging="360"/>
+      </w:pPr>
+      <w:rPr>
+        <w:rFonts w:ascii="Courier New" w:hAnsi="Courier New" w:cs="Courier New" w:hint="default"/>
+      </w:rPr>
+    </w:lvl>
+    <w:lvl w:ilvl="5" w:tplc="40090005" w:tentative="1">
+      <w:start w:val="1"/>
+      <w:numFmt w:val="bullet"/>
+      <w:lvlText w:val=""/>
+      <w:lvlJc w:val="left"/>
+      <w:pPr>
+        <w:ind w:left="4320" w:hanging="360"/>
+      </w:pPr>
+      <w:rPr>
+        <w:rFonts w:ascii="Wingdings" w:hAnsi="Wingdings" w:hint="default"/>
+      </w:rPr>
+    </w:lvl>
+    <w:lvl w:ilvl="6" w:tplc="40090001" w:tentative="1">
+      <w:start w:val="1"/>
+      <w:numFmt w:val="bullet"/>
+      <w:lvlText w:val=""/>
+      <w:lvlJc w:val="left"/>
+      <w:pPr>
+        <w:ind w:left="5040" w:hanging="360"/>
+      </w:pPr>
+      <w:rPr>
+        <w:rFonts w:ascii="Symbol" w:hAnsi="Symbol" w:hint="default"/>
+      </w:rPr>
+    </w:lvl>
+    <w:lvl w:ilvl="7" w:tplc="40090003" w:tentative="1">
+      <w:start w:val="1"/>
+      <w:numFmt w:val="bullet"/>
+      <w:lvlText w:val="o"/>
+      <w:lvlJc w:val="left"/>
+      <w:pPr>
+        <w:ind w:left="5760" w:hanging="360"/>
+      </w:pPr>
+      <w:rPr>
+        <w:rFonts w:ascii="Courier New" w:hAnsi="Courier New" w:cs="Courier New" w:hint="default"/>
+      </w:rPr>
+    </w:lvl>
+    <w:lvl w:ilvl="8" w:tplc="40090005" w:tentative="1">
+      <w:start w:val="1"/>
+      <w:numFmt w:val="bullet"/>
+      <w:lvlText w:val=""/>
+      <w:lvlJc w:val="left"/>
+      <w:pPr>
+        <w:ind w:left="6480" w:hanging="360"/>
+      </w:pPr>
+      <w:rPr>
+        <w:rFonts w:ascii="Wingdings" w:hAnsi="Wingdings" w:hint="default"/>
+      </w:rPr>
+    </w:lvl>
+  </w:abstractNum>
+  <w:abstractNum w:abstractNumId="7" w15:restartNumberingAfterBreak="0">
+    <w:nsid w:val="481210EF"/>
+    <w:multiLevelType w:val="hybridMultilevel"/>
+    <w:tmpl w:val="F384C9AC"/>
+    <w:lvl w:ilvl="0" w:tplc="9692E440">
+      <w:start w:val="1"/>
+      <w:numFmt w:val="decimal"/>
+      <w:lvlText w:val="%1."/>
+      <w:lvlJc w:val="left"/>
+      <w:pPr>
+        <w:ind w:left="720" w:hanging="360"/>
+      </w:pPr>
+      <w:rPr>
+        <w:rFonts w:hint="default"/>
+      </w:rPr>
+    </w:lvl>
+    <w:lvl w:ilvl="1" w:tplc="40090019" w:tentative="1">
+      <w:start w:val="1"/>
+      <w:numFmt w:val="lowerLetter"/>
+      <w:lvlText w:val="%2."/>
+      <w:lvlJc w:val="left"/>
+      <w:pPr>
+        <w:ind w:left="1440" w:hanging="360"/>
+      </w:pPr>
+    </w:lvl>
+    <w:lvl w:ilvl="2" w:tplc="4009001B" w:tentative="1">
+      <w:start w:val="1"/>
+      <w:numFmt w:val="lowerRoman"/>
+      <w:lvlText w:val="%3."/>
+      <w:lvlJc w:val="right"/>
+      <w:pPr>
+        <w:ind w:left="2160" w:hanging="180"/>
+      </w:pPr>
+    </w:lvl>
+    <w:lvl w:ilvl="3" w:tplc="4009000F" w:tentative="1">
+      <w:start w:val="1"/>
+      <w:numFmt w:val="decimal"/>
+      <w:lvlText w:val="%4."/>
+      <w:lvlJc w:val="left"/>
+      <w:pPr>
+        <w:ind w:left="2880" w:hanging="360"/>
+      </w:pPr>
+    </w:lvl>
+    <w:lvl w:ilvl="4" w:tplc="40090019" w:tentative="1">
+      <w:start w:val="1"/>
+      <w:numFmt w:val="lowerLetter"/>
+      <w:lvlText w:val="%5."/>
+      <w:lvlJc w:val="left"/>
+      <w:pPr>
+        <w:ind w:left="3600" w:hanging="360"/>
+      </w:pPr>
+    </w:lvl>
+    <w:lvl w:ilvl="5" w:tplc="4009001B" w:tentative="1">
+      <w:start w:val="1"/>
+      <w:numFmt w:val="lowerRoman"/>
+      <w:lvlText w:val="%6."/>
+      <w:lvlJc w:val="right"/>
+      <w:pPr>
+        <w:ind w:left="4320" w:hanging="180"/>
+      </w:pPr>
+    </w:lvl>
+    <w:lvl w:ilvl="6" w:tplc="4009000F" w:tentative="1">
+      <w:start w:val="1"/>
+      <w:numFmt w:val="decimal"/>
+      <w:lvlText w:val="%7."/>
+      <w:lvlJc w:val="left"/>
+      <w:pPr>
+        <w:ind w:left="5040" w:hanging="360"/>
+      </w:pPr>
+    </w:lvl>
+    <w:lvl w:ilvl="7" w:tplc="40090019" w:tentative="1">
+      <w:start w:val="1"/>
+      <w:numFmt w:val="lowerLetter"/>
+      <w:lvlText w:val="%8."/>
+      <w:lvlJc w:val="left"/>
+      <w:pPr>
+        <w:ind w:left="5760" w:hanging="360"/>
+      </w:pPr>
+    </w:lvl>
+    <w:lvl w:ilvl="8" w:tplc="4009001B" w:tentative="1">
+      <w:start w:val="1"/>
+      <w:numFmt w:val="lowerRoman"/>
+      <w:lvlText w:val="%9."/>
+      <w:lvlJc w:val="right"/>
+      <w:pPr>
+        <w:ind w:left="6480" w:hanging="180"/>
+      </w:pPr>
+    </w:lvl>
+  </w:abstractNum>
+  <w:abstractNum w:abstractNumId="8" w15:restartNumberingAfterBreak="0">
+    <w:nsid w:val="4F774337"/>
+    <w:multiLevelType w:val="hybridMultilevel"/>
+    <w:tmpl w:val="D3BA0954"/>
+    <w:lvl w:ilvl="0" w:tplc="4009000F">
+      <w:start w:val="1"/>
+      <w:numFmt w:val="decimal"/>
+      <w:lvlText w:val="%1."/>
+      <w:lvlJc w:val="left"/>
+      <w:pPr>
+        <w:ind w:left="720" w:hanging="360"/>
+      </w:pPr>
+    </w:lvl>
+    <w:lvl w:ilvl="1" w:tplc="40090019" w:tentative="1">
+      <w:start w:val="1"/>
+      <w:numFmt w:val="lowerLetter"/>
+      <w:lvlText w:val="%2."/>
+      <w:lvlJc w:val="left"/>
+      <w:pPr>
+        <w:ind w:left="1440" w:hanging="360"/>
+      </w:pPr>
+    </w:lvl>
+    <w:lvl w:ilvl="2" w:tplc="4009001B" w:tentative="1">
+      <w:start w:val="1"/>
+      <w:numFmt w:val="lowerRoman"/>
+      <w:lvlText w:val="%3."/>
+      <w:lvlJc w:val="right"/>
+      <w:pPr>
+        <w:ind w:left="2160" w:hanging="180"/>
+      </w:pPr>
+    </w:lvl>
+    <w:lvl w:ilvl="3" w:tplc="4009000F" w:tentative="1">
+      <w:start w:val="1"/>
+      <w:numFmt w:val="decimal"/>
+      <w:lvlText w:val="%4."/>
+      <w:lvlJc w:val="left"/>
+      <w:pPr>
+        <w:ind w:left="2880" w:hanging="360"/>
+      </w:pPr>
+    </w:lvl>
+    <w:lvl w:ilvl="4" w:tplc="40090019" w:tentative="1">
+      <w:start w:val="1"/>
+      <w:numFmt w:val="lowerLetter"/>
+      <w:lvlText w:val="%5."/>
+      <w:lvlJc w:val="left"/>
+      <w:pPr>
+        <w:ind w:left="3600" w:hanging="360"/>
+      </w:pPr>
+    </w:lvl>
+    <w:lvl w:ilvl="5" w:tplc="4009001B" w:tentative="1">
+      <w:start w:val="1"/>
+      <w:numFmt w:val="lowerRoman"/>
+      <w:lvlText w:val="%6."/>
+      <w:lvlJc w:val="right"/>
+      <w:pPr>
+        <w:ind w:left="4320" w:hanging="180"/>
+      </w:pPr>
+    </w:lvl>
+    <w:lvl w:ilvl="6" w:tplc="4009000F" w:tentative="1">
+      <w:start w:val="1"/>
+      <w:numFmt w:val="decimal"/>
+      <w:lvlText w:val="%7."/>
+      <w:lvlJc w:val="left"/>
+      <w:pPr>
+        <w:ind w:left="5040" w:hanging="360"/>
+      </w:pPr>
+    </w:lvl>
+    <w:lvl w:ilvl="7" w:tplc="40090019" w:tentative="1">
+      <w:start w:val="1"/>
+      <w:numFmt w:val="lowerLetter"/>
+      <w:lvlText w:val="%8."/>
+      <w:lvlJc w:val="left"/>
+      <w:pPr>
+        <w:ind w:left="5760" w:hanging="360"/>
+      </w:pPr>
+    </w:lvl>
+    <w:lvl w:ilvl="8" w:tplc="4009001B" w:tentative="1">
+      <w:start w:val="1"/>
+      <w:numFmt w:val="lowerRoman"/>
+      <w:lvlText w:val="%9."/>
+      <w:lvlJc w:val="right"/>
+      <w:pPr>
+        <w:ind w:left="6480" w:hanging="180"/>
+      </w:pPr>
+    </w:lvl>
+  </w:abstractNum>
+  <w:abstractNum w:abstractNumId="9" w15:restartNumberingAfterBreak="0">
+    <w:nsid w:val="4FBE6446"/>
+    <w:multiLevelType w:val="hybridMultilevel"/>
+    <w:tmpl w:val="4C002EEC"/>
+    <w:lvl w:ilvl="0" w:tplc="40090001">
+      <w:start w:val="1"/>
+      <w:numFmt w:val="bullet"/>
+      <w:lvlText w:val=""/>
+      <w:lvlJc w:val="left"/>
+      <w:pPr>
+        <w:ind w:left="720" w:hanging="360"/>
+      </w:pPr>
+      <w:rPr>
+        <w:rFonts w:ascii="Symbol" w:hAnsi="Symbol" w:hint="default"/>
+      </w:rPr>
+    </w:lvl>
+    <w:lvl w:ilvl="1" w:tplc="40090003" w:tentative="1">
+      <w:start w:val="1"/>
+      <w:numFmt w:val="bullet"/>
+      <w:lvlText w:val="o"/>
+      <w:lvlJc w:val="left"/>
+      <w:pPr>
+        <w:ind w:left="1440" w:hanging="360"/>
+      </w:pPr>
+      <w:rPr>
+        <w:rFonts w:ascii="Courier New" w:hAnsi="Courier New" w:cs="Courier New" w:hint="default"/>
+      </w:rPr>
+    </w:lvl>
+    <w:lvl w:ilvl="2" w:tplc="40090005" w:tentative="1">
+      <w:start w:val="1"/>
+      <w:numFmt w:val="bullet"/>
+      <w:lvlText w:val=""/>
+      <w:lvlJc w:val="left"/>
+      <w:pPr>
+        <w:ind w:left="2160" w:hanging="360"/>
+      </w:pPr>
+      <w:rPr>
+        <w:rFonts w:ascii="Wingdings" w:hAnsi="Wingdings" w:hint="default"/>
+      </w:rPr>
+    </w:lvl>
+    <w:lvl w:ilvl="3" w:tplc="40090001" w:tentative="1">
+      <w:start w:val="1"/>
+      <w:numFmt w:val="bullet"/>
+      <w:lvlText w:val=""/>
+      <w:lvlJc w:val="left"/>
+      <w:pPr>
+        <w:ind w:left="2880" w:hanging="360"/>
+      </w:pPr>
+      <w:rPr>
+        <w:rFonts w:ascii="Symbol" w:hAnsi="Symbol" w:hint="default"/>
+      </w:rPr>
+    </w:lvl>
+    <w:lvl w:ilvl="4" w:tplc="40090003" w:tentative="1">
+      <w:start w:val="1"/>
+      <w:numFmt w:val="bullet"/>
+      <w:lvlText w:val="o"/>
+      <w:lvlJc w:val="left"/>
+      <w:pPr>
+        <w:ind w:left="3600" w:hanging="360"/>
+      </w:pPr>
+      <w:rPr>
+        <w:rFonts w:ascii="Courier New" w:hAnsi="Courier New" w:cs="Courier New" w:hint="default"/>
+      </w:rPr>
+    </w:lvl>
+    <w:lvl w:ilvl="5" w:tplc="40090005" w:tentative="1">
+      <w:start w:val="1"/>
+      <w:numFmt w:val="bullet"/>
+      <w:lvlText w:val=""/>
+      <w:lvlJc w:val="left"/>
+      <w:pPr>
+        <w:ind w:left="4320" w:hanging="360"/>
+      </w:pPr>
+      <w:rPr>
+        <w:rFonts w:ascii="Wingdings" w:hAnsi="Wingdings" w:hint="default"/>
+      </w:rPr>
+    </w:lvl>
+    <w:lvl w:ilvl="6" w:tplc="40090001" w:tentative="1">
+      <w:start w:val="1"/>
+      <w:numFmt w:val="bullet"/>
+      <w:lvlText w:val=""/>
+      <w:lvlJc w:val="left"/>
+      <w:pPr>
+        <w:ind w:left="5040" w:hanging="360"/>
+      </w:pPr>
+      <w:rPr>
+        <w:rFonts w:ascii="Symbol" w:hAnsi="Symbol" w:hint="default"/>
+      </w:rPr>
+    </w:lvl>
+    <w:lvl w:ilvl="7" w:tplc="40090003" w:tentative="1">
+      <w:start w:val="1"/>
+      <w:numFmt w:val="bullet"/>
+      <w:lvlText w:val="o"/>
+      <w:lvlJc w:val="left"/>
+      <w:pPr>
+        <w:ind w:left="5760" w:hanging="360"/>
+      </w:pPr>
+      <w:rPr>
+        <w:rFonts w:ascii="Courier New" w:hAnsi="Courier New" w:cs="Courier New" w:hint="default"/>
+      </w:rPr>
+    </w:lvl>
+    <w:lvl w:ilvl="8" w:tplc="40090005" w:tentative="1">
+      <w:start w:val="1"/>
+      <w:numFmt w:val="bullet"/>
+      <w:lvlText w:val=""/>
+      <w:lvlJc w:val="left"/>
+      <w:pPr>
+        <w:ind w:left="6480" w:hanging="360"/>
+      </w:pPr>
+      <w:rPr>
+        <w:rFonts w:ascii="Wingdings" w:hAnsi="Wingdings" w:hint="default"/>
+      </w:rPr>
+    </w:lvl>
+  </w:abstractNum>
+  <w:abstractNum w:abstractNumId="10" w15:restartNumberingAfterBreak="0">
+    <w:nsid w:val="5EE12C96"/>
+    <w:multiLevelType w:val="hybridMultilevel"/>
+    <w:tmpl w:val="514C49DE"/>
+    <w:lvl w:ilvl="0" w:tplc="40090001">
+      <w:start w:val="1"/>
+      <w:numFmt w:val="bullet"/>
+      <w:lvlText w:val=""/>
+      <w:lvlJc w:val="left"/>
+      <w:pPr>
+        <w:ind w:left="720" w:hanging="360"/>
+      </w:pPr>
+      <w:rPr>
+        <w:rFonts w:ascii="Symbol" w:hAnsi="Symbol" w:hint="default"/>
+      </w:rPr>
+    </w:lvl>
+    <w:lvl w:ilvl="1" w:tplc="40090003" w:tentative="1">
+      <w:start w:val="1"/>
+      <w:numFmt w:val="bullet"/>
+      <w:lvlText w:val="o"/>
+      <w:lvlJc w:val="left"/>
+      <w:pPr>
+        <w:ind w:left="1440" w:hanging="360"/>
+      </w:pPr>
+      <w:rPr>
+        <w:rFonts w:ascii="Courier New" w:hAnsi="Courier New" w:cs="Courier New" w:hint="default"/>
+      </w:rPr>
+    </w:lvl>
+    <w:lvl w:ilvl="2" w:tplc="40090005" w:tentative="1">
+      <w:start w:val="1"/>
+      <w:numFmt w:val="bullet"/>
+      <w:lvlText w:val=""/>
+      <w:lvlJc w:val="left"/>
+      <w:pPr>
+        <w:ind w:left="2160" w:hanging="360"/>
+      </w:pPr>
+      <w:rPr>
+        <w:rFonts w:ascii="Wingdings" w:hAnsi="Wingdings" w:hint="default"/>
+      </w:rPr>
+    </w:lvl>
+    <w:lvl w:ilvl="3" w:tplc="40090001" w:tentative="1">
+      <w:start w:val="1"/>
+      <w:numFmt w:val="bullet"/>
+      <w:lvlText w:val=""/>
+      <w:lvlJc w:val="left"/>
+      <w:pPr>
+        <w:ind w:left="2880" w:hanging="360"/>
+      </w:pPr>
+      <w:rPr>
+        <w:rFonts w:ascii="Symbol" w:hAnsi="Symbol" w:hint="default"/>
+      </w:rPr>
+    </w:lvl>
+    <w:lvl w:ilvl="4" w:tplc="40090003" w:tentative="1">
+      <w:start w:val="1"/>
+      <w:numFmt w:val="bullet"/>
+      <w:lvlText w:val="o"/>
+      <w:lvlJc w:val="left"/>
+      <w:pPr>
+        <w:ind w:left="3600" w:hanging="360"/>
+      </w:pPr>
+      <w:rPr>
+        <w:rFonts w:ascii="Courier New" w:hAnsi="Courier New" w:cs="Courier New" w:hint="default"/>
+      </w:rPr>
+    </w:lvl>
+    <w:lvl w:ilvl="5" w:tplc="40090005" w:tentative="1">
+      <w:start w:val="1"/>
+      <w:numFmt w:val="bullet"/>
+      <w:lvlText w:val=""/>
+      <w:lvlJc w:val="left"/>
+      <w:pPr>
+        <w:ind w:left="4320" w:hanging="360"/>
+      </w:pPr>
+      <w:rPr>
+        <w:rFonts w:ascii="Wingdings" w:hAnsi="Wingdings" w:hint="default"/>
+      </w:rPr>
+    </w:lvl>
+    <w:lvl w:ilvl="6" w:tplc="40090001" w:tentative="1">
+      <w:start w:val="1"/>
+      <w:numFmt w:val="bullet"/>
+      <w:lvlText w:val=""/>
+      <w:lvlJc w:val="left"/>
+      <w:pPr>
+        <w:ind w:left="5040" w:hanging="360"/>
+      </w:pPr>
+      <w:rPr>
+        <w:rFonts w:ascii="Symbol" w:hAnsi="Symbol" w:hint="default"/>
+      </w:rPr>
+    </w:lvl>
+    <w:lvl w:ilvl="7" w:tplc="40090003" w:tentative="1">
+      <w:start w:val="1"/>
+      <w:numFmt w:val="bullet"/>
+      <w:lvlText w:val="o"/>
+      <w:lvlJc w:val="left"/>
+      <w:pPr>
+        <w:ind w:left="5760" w:hanging="360"/>
+      </w:pPr>
+      <w:rPr>
+        <w:rFonts w:ascii="Courier New" w:hAnsi="Courier New" w:cs="Courier New" w:hint="default"/>
+      </w:rPr>
+    </w:lvl>
+    <w:lvl w:ilvl="8" w:tplc="40090005" w:tentative="1">
+      <w:start w:val="1"/>
+      <w:numFmt w:val="bullet"/>
+      <w:lvlText w:val=""/>
+      <w:lvlJc w:val="left"/>
+      <w:pPr>
+        <w:ind w:left="6480" w:hanging="360"/>
+      </w:pPr>
+      <w:rPr>
+        <w:rFonts w:ascii="Wingdings" w:hAnsi="Wingdings" w:hint="default"/>
+      </w:rPr>
+    </w:lvl>
+  </w:abstractNum>
+  <w:abstractNum w:abstractNumId="11" w15:restartNumberingAfterBreak="0">
+    <w:nsid w:val="5EFB11CF"/>
+    <w:multiLevelType w:val="hybridMultilevel"/>
+    <w:tmpl w:val="B6927B58"/>
+    <w:lvl w:ilvl="0" w:tplc="40090001">
+      <w:start w:val="1"/>
+      <w:numFmt w:val="bullet"/>
+      <w:lvlText w:val=""/>
+      <w:lvlJc w:val="left"/>
+      <w:pPr>
+        <w:ind w:left="1440" w:hanging="360"/>
+      </w:pPr>
+      <w:rPr>
+        <w:rFonts w:ascii="Symbol" w:hAnsi="Symbol" w:hint="default"/>
+      </w:rPr>
+    </w:lvl>
+    <w:lvl w:ilvl="1" w:tplc="40090003" w:tentative="1">
+      <w:start w:val="1"/>
+      <w:numFmt w:val="bullet"/>
+      <w:lvlText w:val="o"/>
+      <w:lvlJc w:val="left"/>
+      <w:pPr>
+        <w:ind w:left="2160" w:hanging="360"/>
+      </w:pPr>
+      <w:rPr>
+        <w:rFonts w:ascii="Courier New" w:hAnsi="Courier New" w:cs="Courier New" w:hint="default"/>
+      </w:rPr>
+    </w:lvl>
+    <w:lvl w:ilvl="2" w:tplc="40090005" w:tentative="1">
+      <w:start w:val="1"/>
+      <w:numFmt w:val="bullet"/>
+      <w:lvlText w:val=""/>
+      <w:lvlJc w:val="left"/>
+      <w:pPr>
+        <w:ind w:left="2880" w:hanging="360"/>
+      </w:pPr>
+      <w:rPr>
+        <w:rFonts w:ascii="Wingdings" w:hAnsi="Wingdings" w:hint="default"/>
+      </w:rPr>
+    </w:lvl>
+    <w:lvl w:ilvl="3" w:tplc="40090001" w:tentative="1">
+      <w:start w:val="1"/>
+      <w:numFmt w:val="bullet"/>
+      <w:lvlText w:val=""/>
+      <w:lvlJc w:val="left"/>
+      <w:pPr>
+        <w:ind w:left="3600" w:hanging="360"/>
+      </w:pPr>
+      <w:rPr>
+        <w:rFonts w:ascii="Symbol" w:hAnsi="Symbol" w:hint="default"/>
+      </w:rPr>
+    </w:lvl>
+    <w:lvl w:ilvl="4" w:tplc="40090003" w:tentative="1">
+      <w:start w:val="1"/>
+      <w:numFmt w:val="bullet"/>
+      <w:lvlText w:val="o"/>
+      <w:lvlJc w:val="left"/>
+      <w:pPr>
+        <w:ind w:left="4320" w:hanging="360"/>
+      </w:pPr>
+      <w:rPr>
+        <w:rFonts w:ascii="Courier New" w:hAnsi="Courier New" w:cs="Courier New" w:hint="default"/>
+      </w:rPr>
+    </w:lvl>
+    <w:lvl w:ilvl="5" w:tplc="40090005" w:tentative="1">
+      <w:start w:val="1"/>
+      <w:numFmt w:val="bullet"/>
+      <w:lvlText w:val=""/>
+      <w:lvlJc w:val="left"/>
+      <w:pPr>
+        <w:ind w:left="5040" w:hanging="360"/>
+      </w:pPr>
+      <w:rPr>
+        <w:rFonts w:ascii="Wingdings" w:hAnsi="Wingdings" w:hint="default"/>
+      </w:rPr>
+    </w:lvl>
+    <w:lvl w:ilvl="6" w:tplc="40090001" w:tentative="1">
+      <w:start w:val="1"/>
+      <w:numFmt w:val="bullet"/>
+      <w:lvlText w:val=""/>
+      <w:lvlJc w:val="left"/>
+      <w:pPr>
+        <w:ind w:left="5760" w:hanging="360"/>
+      </w:pPr>
+      <w:rPr>
+        <w:rFonts w:ascii="Symbol" w:hAnsi="Symbol" w:hint="default"/>
+      </w:rPr>
+    </w:lvl>
+    <w:lvl w:ilvl="7" w:tplc="40090003" w:tentative="1">
+      <w:start w:val="1"/>
+      <w:numFmt w:val="bullet"/>
+      <w:lvlText w:val="o"/>
+      <w:lvlJc w:val="left"/>
+      <w:pPr>
+        <w:ind w:left="6480" w:hanging="360"/>
+      </w:pPr>
+      <w:rPr>
+        <w:rFonts w:ascii="Courier New" w:hAnsi="Courier New" w:cs="Courier New" w:hint="default"/>
+      </w:rPr>
+    </w:lvl>
+    <w:lvl w:ilvl="8" w:tplc="40090005" w:tentative="1">
+      <w:start w:val="1"/>
+      <w:numFmt w:val="bullet"/>
+      <w:lvlText w:val=""/>
+      <w:lvlJc w:val="left"/>
+      <w:pPr>
+        <w:ind w:left="7200" w:hanging="360"/>
+      </w:pPr>
+      <w:rPr>
+        <w:rFonts w:ascii="Wingdings" w:hAnsi="Wingdings" w:hint="default"/>
+      </w:rPr>
+    </w:lvl>
+  </w:abstractNum>
+  <w:abstractNum w:abstractNumId="12" w15:restartNumberingAfterBreak="0">
+    <w:nsid w:val="68B402E1"/>
+    <w:multiLevelType w:val="hybridMultilevel"/>
+    <w:tmpl w:val="55AC1E30"/>
+    <w:lvl w:ilvl="0" w:tplc="9692E440">
+      <w:start w:val="1"/>
+      <w:numFmt w:val="decimal"/>
+      <w:lvlText w:val="%1."/>
+      <w:lvlJc w:val="left"/>
+      <w:pPr>
+        <w:ind w:left="720" w:hanging="360"/>
+      </w:pPr>
+      <w:rPr>
+        <w:rFonts w:hint="default"/>
+      </w:rPr>
+    </w:lvl>
+    <w:lvl w:ilvl="1" w:tplc="40090019" w:tentative="1">
+      <w:start w:val="1"/>
+      <w:numFmt w:val="lowerLetter"/>
+      <w:lvlText w:val="%2."/>
+      <w:lvlJc w:val="left"/>
+      <w:pPr>
+        <w:ind w:left="1440" w:hanging="360"/>
+      </w:pPr>
+    </w:lvl>
+    <w:lvl w:ilvl="2" w:tplc="4009001B" w:tentative="1">
+      <w:start w:val="1"/>
+      <w:numFmt w:val="lowerRoman"/>
+      <w:lvlText w:val="%3."/>
+      <w:lvlJc w:val="right"/>
+      <w:pPr>
+        <w:ind w:left="2160" w:hanging="180"/>
+      </w:pPr>
+    </w:lvl>
+    <w:lvl w:ilvl="3" w:tplc="4009000F" w:tentative="1">
+      <w:start w:val="1"/>
+      <w:numFmt w:val="decimal"/>
+      <w:lvlText w:val="%4."/>
+      <w:lvlJc w:val="left"/>
+      <w:pPr>
+        <w:ind w:left="2880" w:hanging="360"/>
+      </w:pPr>
+    </w:lvl>
+    <w:lvl w:ilvl="4" w:tplc="40090019" w:tentative="1">
+      <w:start w:val="1"/>
+      <w:numFmt w:val="lowerLetter"/>
+      <w:lvlText w:val="%5."/>
+      <w:lvlJc w:val="left"/>
+      <w:pPr>
+        <w:ind w:left="3600" w:hanging="360"/>
+      </w:pPr>
+    </w:lvl>
+    <w:lvl w:ilvl="5" w:tplc="4009001B" w:tentative="1">
+      <w:start w:val="1"/>
+      <w:numFmt w:val="lowerRoman"/>
+      <w:lvlText w:val="%6."/>
+      <w:lvlJc w:val="right"/>
+      <w:pPr>
+        <w:ind w:left="4320" w:hanging="180"/>
+      </w:pPr>
+    </w:lvl>
+    <w:lvl w:ilvl="6" w:tplc="4009000F" w:tentative="1">
+      <w:start w:val="1"/>
+      <w:numFmt w:val="decimal"/>
+      <w:lvlText w:val="%7."/>
+      <w:lvlJc w:val="left"/>
+      <w:pPr>
+        <w:ind w:left="5040" w:hanging="360"/>
+      </w:pPr>
+    </w:lvl>
+    <w:lvl w:ilvl="7" w:tplc="40090019" w:tentative="1">
+      <w:start w:val="1"/>
+      <w:numFmt w:val="lowerLetter"/>
+      <w:lvlText w:val="%8."/>
+      <w:lvlJc w:val="left"/>
+      <w:pPr>
+        <w:ind w:left="5760" w:hanging="360"/>
+      </w:pPr>
+    </w:lvl>
+    <w:lvl w:ilvl="8" w:tplc="4009001B" w:tentative="1">
+      <w:start w:val="1"/>
+      <w:numFmt w:val="lowerRoman"/>
+      <w:lvlText w:val="%9."/>
+      <w:lvlJc w:val="right"/>
+      <w:pPr>
+        <w:ind w:left="6480" w:hanging="180"/>
+      </w:pPr>
+    </w:lvl>
+  </w:abstractNum>
+  <w:abstractNum w:abstractNumId="13" w15:restartNumberingAfterBreak="0">
+    <w:nsid w:val="6F4F7A39"/>
+    <w:multiLevelType w:val="hybridMultilevel"/>
+    <w:tmpl w:val="6430DF20"/>
+    <w:lvl w:ilvl="0" w:tplc="40090001">
+      <w:start w:val="1"/>
+      <w:numFmt w:val="bullet"/>
+      <w:lvlText w:val=""/>
+      <w:lvlJc w:val="left"/>
+      <w:pPr>
+        <w:ind w:left="720" w:hanging="360"/>
+      </w:pPr>
+      <w:rPr>
+        <w:rFonts w:ascii="Symbol" w:hAnsi="Symbol" w:hint="default"/>
+      </w:rPr>
+    </w:lvl>
+    <w:lvl w:ilvl="1" w:tplc="40090003" w:tentative="1">
+      <w:start w:val="1"/>
+      <w:numFmt w:val="bullet"/>
+      <w:lvlText w:val="o"/>
+      <w:lvlJc w:val="left"/>
+      <w:pPr>
+        <w:ind w:left="1440" w:hanging="360"/>
+      </w:pPr>
+      <w:rPr>
+        <w:rFonts w:ascii="Courier New" w:hAnsi="Courier New" w:cs="Courier New" w:hint="default"/>
+      </w:rPr>
+    </w:lvl>
+    <w:lvl w:ilvl="2" w:tplc="40090005" w:tentative="1">
+      <w:start w:val="1"/>
+      <w:numFmt w:val="bullet"/>
+      <w:lvlText w:val=""/>
+      <w:lvlJc w:val="left"/>
+      <w:pPr>
+        <w:ind w:left="2160" w:hanging="360"/>
+      </w:pPr>
+      <w:rPr>
+        <w:rFonts w:ascii="Wingdings" w:hAnsi="Wingdings" w:hint="default"/>
+      </w:rPr>
+    </w:lvl>
+    <w:lvl w:ilvl="3" w:tplc="40090001" w:tentative="1">
+      <w:start w:val="1"/>
+      <w:numFmt w:val="bullet"/>
+      <w:lvlText w:val=""/>
+      <w:lvlJc w:val="left"/>
+      <w:pPr>
+        <w:ind w:left="2880" w:hanging="360"/>
+      </w:pPr>
+      <w:rPr>
+        <w:rFonts w:ascii="Symbol" w:hAnsi="Symbol" w:hint="default"/>
+      </w:rPr>
+    </w:lvl>
+    <w:lvl w:ilvl="4" w:tplc="40090003" w:tentative="1">
+      <w:start w:val="1"/>
+      <w:numFmt w:val="bullet"/>
+      <w:lvlText w:val="o"/>
+      <w:lvlJc w:val="left"/>
+      <w:pPr>
+        <w:ind w:left="3600" w:hanging="360"/>
+      </w:pPr>
+      <w:rPr>
+        <w:rFonts w:ascii="Courier New" w:hAnsi="Courier New" w:cs="Courier New" w:hint="default"/>
+      </w:rPr>
+    </w:lvl>
+    <w:lvl w:ilvl="5" w:tplc="40090005" w:tentative="1">
+      <w:start w:val="1"/>
+      <w:numFmt w:val="bullet"/>
+      <w:lvlText w:val=""/>
+      <w:lvlJc w:val="left"/>
+      <w:pPr>
+        <w:ind w:left="4320" w:hanging="360"/>
+      </w:pPr>
+      <w:rPr>
+        <w:rFonts w:ascii="Wingdings" w:hAnsi="Wingdings" w:hint="default"/>
+      </w:rPr>
+    </w:lvl>
+    <w:lvl w:ilvl="6" w:tplc="40090001" w:tentative="1">
+      <w:start w:val="1"/>
+      <w:numFmt w:val="bullet"/>
+      <w:lvlText w:val=""/>
+      <w:lvlJc w:val="left"/>
+      <w:pPr>
+        <w:ind w:left="5040" w:hanging="360"/>
+      </w:pPr>
+      <w:rPr>
+        <w:rFonts w:ascii="Symbol" w:hAnsi="Symbol" w:hint="default"/>
+      </w:rPr>
+    </w:lvl>
+    <w:lvl w:ilvl="7" w:tplc="40090003" w:tentative="1">
+      <w:start w:val="1"/>
+      <w:numFmt w:val="bullet"/>
+      <w:lvlText w:val="o"/>
+      <w:lvlJc w:val="left"/>
+      <w:pPr>
+        <w:ind w:left="5760" w:hanging="360"/>
+      </w:pPr>
+      <w:rPr>
+        <w:rFonts w:ascii="Courier New" w:hAnsi="Courier New" w:cs="Courier New" w:hint="default"/>
+      </w:rPr>
+    </w:lvl>
+    <w:lvl w:ilvl="8" w:tplc="40090005" w:tentative="1">
+      <w:start w:val="1"/>
+      <w:numFmt w:val="bullet"/>
+      <w:lvlText w:val=""/>
+      <w:lvlJc w:val="left"/>
+      <w:pPr>
+        <w:ind w:left="6480" w:hanging="360"/>
+      </w:pPr>
+      <w:rPr>
+        <w:rFonts w:ascii="Wingdings" w:hAnsi="Wingdings" w:hint="default"/>
+      </w:rPr>
+    </w:lvl>
+  </w:abstractNum>
+  <w:abstractNum w:abstractNumId="14" w15:restartNumberingAfterBreak="0">
+    <w:nsid w:val="75947C39"/>
+    <w:multiLevelType w:val="hybridMultilevel"/>
+    <w:tmpl w:val="A964FDF0"/>
+    <w:lvl w:ilvl="0" w:tplc="40090001">
+      <w:start w:val="1"/>
+      <w:numFmt w:val="bullet"/>
+      <w:lvlText w:val=""/>
+      <w:lvlJc w:val="left"/>
+      <w:pPr>
+        <w:ind w:left="720" w:hanging="360"/>
+      </w:pPr>
+      <w:rPr>
+        <w:rFonts w:ascii="Symbol" w:hAnsi="Symbol" w:hint="default"/>
+      </w:rPr>
+    </w:lvl>
+    <w:lvl w:ilvl="1" w:tplc="40090003" w:tentative="1">
+      <w:start w:val="1"/>
+      <w:numFmt w:val="bullet"/>
+      <w:lvlText w:val="o"/>
+      <w:lvlJc w:val="left"/>
+      <w:pPr>
+        <w:ind w:left="1440" w:hanging="360"/>
+      </w:pPr>
+      <w:rPr>
+        <w:rFonts w:ascii="Courier New" w:hAnsi="Courier New" w:cs="Courier New" w:hint="default"/>
+      </w:rPr>
+    </w:lvl>
+    <w:lvl w:ilvl="2" w:tplc="40090005" w:tentative="1">
+      <w:start w:val="1"/>
+      <w:numFmt w:val="bullet"/>
+      <w:lvlText w:val=""/>
+      <w:lvlJc w:val="left"/>
+      <w:pPr>
+        <w:ind w:left="2160" w:hanging="360"/>
+      </w:pPr>
+      <w:rPr>
+        <w:rFonts w:ascii="Wingdings" w:hAnsi="Wingdings" w:hint="default"/>
+      </w:rPr>
+    </w:lvl>
+    <w:lvl w:ilvl="3" w:tplc="40090001" w:tentative="1">
+      <w:start w:val="1"/>
+      <w:numFmt w:val="bullet"/>
+      <w:lvlText w:val=""/>
+      <w:lvlJc w:val="left"/>
+      <w:pPr>
+        <w:ind w:left="2880" w:hanging="360"/>
+      </w:pPr>
+      <w:rPr>
+        <w:rFonts w:ascii="Symbol" w:hAnsi="Symbol" w:hint="default"/>
+      </w:rPr>
+    </w:lvl>
+    <w:lvl w:ilvl="4" w:tplc="40090003" w:tentative="1">
+      <w:start w:val="1"/>
+      <w:numFmt w:val="bullet"/>
+      <w:lvlText w:val="o"/>
+      <w:lvlJc w:val="left"/>
+      <w:pPr>
+        <w:ind w:left="3600" w:hanging="360"/>
+      </w:pPr>
+      <w:rPr>
+        <w:rFonts w:ascii="Courier New" w:hAnsi="Courier New" w:cs="Courier New" w:hint="default"/>
+      </w:rPr>
+    </w:lvl>
+    <w:lvl w:ilvl="5" w:tplc="40090005" w:tentative="1">
+      <w:start w:val="1"/>
+      <w:numFmt w:val="bullet"/>
+      <w:lvlText w:val=""/>
+      <w:lvlJc w:val="left"/>
+      <w:pPr>
+        <w:ind w:left="4320" w:hanging="360"/>
+      </w:pPr>
+      <w:rPr>
+        <w:rFonts w:ascii="Wingdings" w:hAnsi="Wingdings" w:hint="default"/>
+      </w:rPr>
+    </w:lvl>
+    <w:lvl w:ilvl="6" w:tplc="40090001" w:tentative="1">
+      <w:start w:val="1"/>
+      <w:numFmt w:val="bullet"/>
+      <w:lvlText w:val=""/>
+      <w:lvlJc w:val="left"/>
+      <w:pPr>
+        <w:ind w:left="5040" w:hanging="360"/>
+      </w:pPr>
+      <w:rPr>
+        <w:rFonts w:ascii="Symbol" w:hAnsi="Symbol" w:hint="default"/>
+      </w:rPr>
+    </w:lvl>
+    <w:lvl w:ilvl="7" w:tplc="40090003" w:tentative="1">
+      <w:start w:val="1"/>
+      <w:numFmt w:val="bullet"/>
+      <w:lvlText w:val="o"/>
+      <w:lvlJc w:val="left"/>
+      <w:pPr>
+        <w:ind w:left="5760" w:hanging="360"/>
+      </w:pPr>
+      <w:rPr>
+        <w:rFonts w:ascii="Courier New" w:hAnsi="Courier New" w:cs="Courier New" w:hint="default"/>
+      </w:rPr>
+    </w:lvl>
+    <w:lvl w:ilvl="8" w:tplc="40090005" w:tentative="1">
+      <w:start w:val="1"/>
+      <w:numFmt w:val="bullet"/>
+      <w:lvlText w:val=""/>
+      <w:lvlJc w:val="left"/>
+      <w:pPr>
+        <w:ind w:left="6480" w:hanging="360"/>
+      </w:pPr>
+      <w:rPr>
+        <w:rFonts w:ascii="Wingdings" w:hAnsi="Wingdings" w:hint="default"/>
+      </w:rPr>
+    </w:lvl>
+  </w:abstractNum>
+  <w:abstractNum w:abstractNumId="15" w15:restartNumberingAfterBreak="0">
+    <w:nsid w:val="7DEE7359"/>
+    <w:multiLevelType w:val="hybridMultilevel"/>
+    <w:tmpl w:val="E63C3386"/>
+    <w:lvl w:ilvl="0" w:tplc="40090001">
+      <w:start w:val="1"/>
+      <w:numFmt w:val="bullet"/>
+      <w:lvlText w:val=""/>
+      <w:lvlJc w:val="left"/>
+      <w:pPr>
+        <w:ind w:left="720" w:hanging="360"/>
+      </w:pPr>
+      <w:rPr>
+        <w:rFonts w:ascii="Symbol" w:hAnsi="Symbol" w:hint="default"/>
+      </w:rPr>
+    </w:lvl>
+    <w:lvl w:ilvl="1" w:tplc="40090003" w:tentative="1">
+      <w:start w:val="1"/>
+      <w:numFmt w:val="bullet"/>
+      <w:lvlText w:val="o"/>
+      <w:lvlJc w:val="left"/>
+      <w:pPr>
+        <w:ind w:left="1440" w:hanging="360"/>
+      </w:pPr>
+      <w:rPr>
+        <w:rFonts w:ascii="Courier New" w:hAnsi="Courier New" w:cs="Courier New" w:hint="default"/>
+      </w:rPr>
+    </w:lvl>
+    <w:lvl w:ilvl="2" w:tplc="40090005" w:tentative="1">
+      <w:start w:val="1"/>
+      <w:numFmt w:val="bullet"/>
+      <w:lvlText w:val=""/>
+      <w:lvlJc w:val="left"/>
+      <w:pPr>
+        <w:ind w:left="2160" w:hanging="360"/>
+      </w:pPr>
+      <w:rPr>
+        <w:rFonts w:ascii="Wingdings" w:hAnsi="Wingdings" w:hint="default"/>
+      </w:rPr>
+    </w:lvl>
+    <w:lvl w:ilvl="3" w:tplc="40090001" w:tentative="1">
+      <w:start w:val="1"/>
+      <w:numFmt w:val="bullet"/>
+      <w:lvlText w:val=""/>
+      <w:lvlJc w:val="left"/>
+      <w:pPr>
+        <w:ind w:left="2880" w:hanging="360"/>
+      </w:pPr>
+      <w:rPr>
+        <w:rFonts w:ascii="Symbol" w:hAnsi="Symbol" w:hint="default"/>
+      </w:rPr>
+    </w:lvl>
+    <w:lvl w:ilvl="4" w:tplc="40090003" w:tentative="1">
+      <w:start w:val="1"/>
+      <w:numFmt w:val="bullet"/>
+      <w:lvlText w:val="o"/>
+      <w:lvlJc w:val="left"/>
+      <w:pPr>
+        <w:ind w:left="3600" w:hanging="360"/>
+      </w:pPr>
+      <w:rPr>
+        <w:rFonts w:ascii="Courier New" w:hAnsi="Courier New" w:cs="Courier New" w:hint="default"/>
+      </w:rPr>
+    </w:lvl>
+    <w:lvl w:ilvl="5" w:tplc="40090005" w:tentative="1">
+      <w:start w:val="1"/>
+      <w:numFmt w:val="bullet"/>
+      <w:lvlText w:val=""/>
+      <w:lvlJc w:val="left"/>
+      <w:pPr>
+        <w:ind w:left="4320" w:hanging="360"/>
+      </w:pPr>
+      <w:rPr>
+        <w:rFonts w:ascii="Wingdings" w:hAnsi="Wingdings" w:hint="default"/>
+      </w:rPr>
+    </w:lvl>
+    <w:lvl w:ilvl="6" w:tplc="40090001" w:tentative="1">
+      <w:start w:val="1"/>
+      <w:numFmt w:val="bullet"/>
+      <w:lvlText w:val=""/>
+      <w:lvlJc w:val="left"/>
+      <w:pPr>
+        <w:ind w:left="5040" w:hanging="360"/>
+      </w:pPr>
+      <w:rPr>
+        <w:rFonts w:ascii="Symbol" w:hAnsi="Symbol" w:hint="default"/>
+      </w:rPr>
+    </w:lvl>
+    <w:lvl w:ilvl="7" w:tplc="40090003" w:tentative="1">
+      <w:start w:val="1"/>
+      <w:numFmt w:val="bullet"/>
+      <w:lvlText w:val="o"/>
+      <w:lvlJc w:val="left"/>
+      <w:pPr>
+        <w:ind w:left="5760" w:hanging="360"/>
+      </w:pPr>
+      <w:rPr>
+        <w:rFonts w:ascii="Courier New" w:hAnsi="Courier New" w:cs="Courier New" w:hint="default"/>
+      </w:rPr>
+    </w:lvl>
+    <w:lvl w:ilvl="8" w:tplc="40090005" w:tentative="1">
+      <w:start w:val="1"/>
+      <w:numFmt w:val="bullet"/>
+      <w:lvlText w:val=""/>
+      <w:lvlJc w:val="left"/>
+      <w:pPr>
+        <w:ind w:left="6480" w:hanging="360"/>
+      </w:pPr>
+      <w:rPr>
+        <w:rFonts w:ascii="Wingdings" w:hAnsi="Wingdings" w:hint="default"/>
+      </w:rPr>
+    </w:lvl>
+  </w:abstractNum>
+  <w:num w:numId="1" w16cid:durableId="1617715795">
+    <w:abstractNumId w:val="8"/>
+  </w:num>
+  <w:num w:numId="2" w16cid:durableId="1179999434">
+    <w:abstractNumId w:val="13"/>
+  </w:num>
+  <w:num w:numId="3" w16cid:durableId="1431972977">
+    <w:abstractNumId w:val="2"/>
+  </w:num>
+  <w:num w:numId="4" w16cid:durableId="1095905975">
+    <w:abstractNumId w:val="5"/>
+  </w:num>
+  <w:num w:numId="5" w16cid:durableId="1000305927">
+    <w:abstractNumId w:val="9"/>
+  </w:num>
+  <w:num w:numId="6" w16cid:durableId="936475129">
+    <w:abstractNumId w:val="1"/>
+  </w:num>
+  <w:num w:numId="7" w16cid:durableId="1937902828">
+    <w:abstractNumId w:val="12"/>
+  </w:num>
+  <w:num w:numId="8" w16cid:durableId="512720687">
+    <w:abstractNumId w:val="14"/>
+  </w:num>
+  <w:num w:numId="9" w16cid:durableId="256863923">
+    <w:abstractNumId w:val="0"/>
+  </w:num>
+  <w:num w:numId="10" w16cid:durableId="95101158">
+    <w:abstractNumId w:val="6"/>
+  </w:num>
+  <w:num w:numId="11" w16cid:durableId="1510485713">
+    <w:abstractNumId w:val="3"/>
+  </w:num>
+  <w:num w:numId="12" w16cid:durableId="1001734246">
+    <w:abstractNumId w:val="7"/>
+  </w:num>
+  <w:num w:numId="13" w16cid:durableId="305665097">
+    <w:abstractNumId w:val="11"/>
+  </w:num>
+  <w:num w:numId="14" w16cid:durableId="1840804443">
+    <w:abstractNumId w:val="10"/>
+  </w:num>
+  <w:num w:numId="15" w16cid:durableId="129981866">
+    <w:abstractNumId w:val="15"/>
+  </w:num>
+  <w:num w:numId="16" w16cid:durableId="975333210">
+    <w:abstractNumId w:val="4"/>
+  </w:num>
+</w:numbering>
 </file>
 
 <file path=word/styles.xml><?xml version="1.0" encoding="utf-8"?>
@@ -1307,6 +5364,7 @@
   <w:style w:type="character" w:default="1" w:styleId="DefaultParagraphFont">
     <w:name w:val="Default Paragraph Font"/>
     <w:uiPriority w:val="1"/>
+    <w:semiHidden/>
     <w:unhideWhenUsed/>
   </w:style>
   <w:style w:type="table" w:default="1" w:styleId="TableNormal">
@@ -1618,6 +5676,25 @@
       <w:spacing w:val="5"/>
     </w:rPr>
   </w:style>
+  <w:style w:type="table" w:styleId="TableGrid">
+    <w:name w:val="Table Grid"/>
+    <w:basedOn w:val="TableNormal"/>
+    <w:uiPriority w:val="39"/>
+    <w:rsid w:val="00881E97"/>
+    <w:pPr>
+      <w:spacing w:after="0" w:line="240" w:lineRule="auto"/>
+    </w:pPr>
+    <w:tblPr>
+      <w:tblBorders>
+        <w:top w:val="single" w:sz="4" w:space="0" w:color="auto"/>
+        <w:left w:val="single" w:sz="4" w:space="0" w:color="auto"/>
+        <w:bottom w:val="single" w:sz="4" w:space="0" w:color="auto"/>
+        <w:right w:val="single" w:sz="4" w:space="0" w:color="auto"/>
+        <w:insideH w:val="single" w:sz="4" w:space="0" w:color="auto"/>
+        <w:insideV w:val="single" w:sz="4" w:space="0" w:color="auto"/>
+      </w:tblBorders>
+    </w:tblPr>
+  </w:style>
 </w:styles>
 </file>
 
